--- a/6-G-6/10-week-10/5-Quiz/Computer Midterm Exam G6 (Answer).docx
+++ b/6-G-6/10-week-10/5-Quiz/Computer Midterm Exam G6 (Answer).docx
@@ -110,7 +110,6 @@
                 <w:rtl/>
               </w:rPr>
             </w:pPr>
-            <w:proofErr w:type="spellStart"/>
             <w:r>
               <w:rPr>
                 <w:rFonts w:ascii="Microsoft Sans Serif" w:hAnsi="Microsoft Sans Serif" w:cs="Microsoft Sans Serif"/>
@@ -119,18 +118,7 @@
                 <w:sz w:val="18"/>
                 <w:szCs w:val="18"/>
               </w:rPr>
-              <w:t>Hafr</w:t>
-            </w:r>
-            <w:proofErr w:type="spellEnd"/>
-            <w:r>
-              <w:rPr>
-                <w:rFonts w:ascii="Microsoft Sans Serif" w:hAnsi="Microsoft Sans Serif" w:cs="Microsoft Sans Serif"/>
-                <w:b/>
-                <w:bCs/>
-                <w:sz w:val="18"/>
-                <w:szCs w:val="18"/>
-              </w:rPr>
-              <w:t xml:space="preserve"> Al Baten Educational Directorate for boys</w:t>
+              <w:t>Hafr Al Baten Educational Directorate for boys</w:t>
             </w:r>
           </w:p>
           <w:p>
@@ -144,7 +132,6 @@
                 <w:rtl/>
               </w:rPr>
             </w:pPr>
-            <w:proofErr w:type="spellStart"/>
             <w:r>
               <w:rPr>
                 <w:rFonts w:ascii="Microsoft Sans Serif" w:hAnsi="Microsoft Sans Serif" w:cs="Microsoft Sans Serif"/>
@@ -153,9 +140,8 @@
                 <w:sz w:val="18"/>
                 <w:szCs w:val="18"/>
               </w:rPr>
-              <w:t>Tarbeat</w:t>
-            </w:r>
-            <w:proofErr w:type="spellEnd"/>
+              <w:t xml:space="preserve">Tarbeat </w:t>
+            </w:r>
             <w:r>
               <w:rPr>
                 <w:rFonts w:ascii="Microsoft Sans Serif" w:hAnsi="Microsoft Sans Serif" w:cs="Microsoft Sans Serif"/>
@@ -164,39 +150,7 @@
                 <w:sz w:val="18"/>
                 <w:szCs w:val="18"/>
               </w:rPr>
-              <w:t xml:space="preserve"> </w:t>
-            </w:r>
-            <w:r>
-              <w:rPr>
-                <w:rFonts w:ascii="Microsoft Sans Serif" w:hAnsi="Microsoft Sans Serif" w:cs="Microsoft Sans Serif"/>
-                <w:b/>
-                <w:bCs/>
-                <w:sz w:val="18"/>
-                <w:szCs w:val="18"/>
-              </w:rPr>
-              <w:t>Al –</w:t>
-            </w:r>
-            <w:proofErr w:type="spellStart"/>
-            <w:r>
-              <w:rPr>
-                <w:rFonts w:ascii="Microsoft Sans Serif" w:hAnsi="Microsoft Sans Serif" w:cs="Microsoft Sans Serif"/>
-                <w:b/>
-                <w:bCs/>
-                <w:sz w:val="18"/>
-                <w:szCs w:val="18"/>
-              </w:rPr>
-              <w:t>Ajial</w:t>
-            </w:r>
-            <w:proofErr w:type="spellEnd"/>
-            <w:r>
-              <w:rPr>
-                <w:rFonts w:ascii="Microsoft Sans Serif" w:hAnsi="Microsoft Sans Serif" w:cs="Microsoft Sans Serif"/>
-                <w:b/>
-                <w:bCs/>
-                <w:sz w:val="18"/>
-                <w:szCs w:val="18"/>
-              </w:rPr>
-              <w:t xml:space="preserve"> International Schools</w:t>
+              <w:t>Al –Ajial International Schools</w:t>
             </w:r>
           </w:p>
         </w:tc>
@@ -226,7 +180,7 @@
                 <w:noProof/>
               </w:rPr>
               <w:drawing>
-                <wp:anchor distT="0" distB="0" distL="114300" distR="114300" simplePos="0" relativeHeight="251660288" behindDoc="0" locked="0" layoutInCell="1" allowOverlap="1" wp14:anchorId="20993465" wp14:editId="595DB987">
+                <wp:anchor distT="0" distB="0" distL="114300" distR="114300" simplePos="0" relativeHeight="251660288" behindDoc="0" locked="0" layoutInCell="1" allowOverlap="1" wp14:anchorId="20993465" wp14:editId="5694292D">
                   <wp:simplePos x="0" y="0"/>
                   <wp:positionH relativeFrom="column">
                     <wp:posOffset>827405</wp:posOffset>
@@ -287,7 +241,7 @@
                 <w:noProof/>
               </w:rPr>
               <w:drawing>
-                <wp:anchor distT="0" distB="0" distL="114300" distR="114300" simplePos="0" relativeHeight="251655168" behindDoc="0" locked="0" layoutInCell="1" allowOverlap="1" wp14:anchorId="42484DAF" wp14:editId="40F3107B">
+                <wp:anchor distT="0" distB="0" distL="114300" distR="114300" simplePos="0" relativeHeight="251655168" behindDoc="0" locked="0" layoutInCell="1" allowOverlap="1" wp14:anchorId="42484DAF" wp14:editId="3FA007BF">
                   <wp:simplePos x="0" y="0"/>
                   <wp:positionH relativeFrom="column">
                     <wp:posOffset>-20955</wp:posOffset>
@@ -384,7 +338,6 @@
               </w:rPr>
               <w:t xml:space="preserve">   </w:t>
             </w:r>
-            <w:proofErr w:type="gramStart"/>
             <w:r>
               <w:rPr>
                 <w:rFonts w:cs="AL-Mohanad"/>
@@ -417,7 +370,6 @@
               </w:rPr>
               <w:t>/</w:t>
             </w:r>
-            <w:proofErr w:type="gramEnd"/>
             <w:r>
               <w:rPr>
                 <w:rFonts w:cs="AL-Mohanad"/>
@@ -783,20 +735,8 @@
                 <w:sz w:val="36"/>
                 <w:szCs w:val="36"/>
               </w:rPr>
-              <w:t>Exam</w:t>
-            </w:r>
-            <w:proofErr w:type="gramStart"/>
-            <w:r>
-              <w:rPr>
-                <w:rFonts w:cs="AL-Mohanad"/>
-                <w:b/>
-                <w:bCs/>
-                <w:sz w:val="36"/>
-                <w:szCs w:val="36"/>
-              </w:rPr>
-              <w:t xml:space="preserve">   (</w:t>
-            </w:r>
-            <w:proofErr w:type="gramEnd"/>
+              <w:t>Exam   (</w:t>
+            </w:r>
             <w:r>
               <w:rPr>
                 <w:rFonts w:cs="AL-Mohanad"/>
@@ -826,9 +766,8 @@
                 <w:sz w:val="36"/>
                 <w:szCs w:val="36"/>
               </w:rPr>
-              <w:t xml:space="preserve"> </w:t>
-            </w:r>
-            <w:proofErr w:type="gramStart"/>
+              <w:t xml:space="preserve"> Se</w:t>
+            </w:r>
             <w:r>
               <w:rPr>
                 <w:rFonts w:cs="AL-Mohanad"/>
@@ -837,7 +776,7 @@
                 <w:sz w:val="36"/>
                 <w:szCs w:val="36"/>
               </w:rPr>
-              <w:t>Se</w:t>
+              <w:t>mester</w:t>
             </w:r>
             <w:r>
               <w:rPr>
@@ -847,28 +786,7 @@
                 <w:sz w:val="36"/>
                 <w:szCs w:val="36"/>
               </w:rPr>
-              <w:t>mester</w:t>
-            </w:r>
-            <w:r>
-              <w:rPr>
-                <w:rFonts w:cs="AL-Mohanad"/>
-                <w:b/>
-                <w:bCs/>
-                <w:sz w:val="36"/>
-                <w:szCs w:val="36"/>
-              </w:rPr>
-              <w:t xml:space="preserve">)   </w:t>
-            </w:r>
-            <w:proofErr w:type="gramEnd"/>
-            <w:r>
-              <w:rPr>
-                <w:rFonts w:cs="AL-Mohanad"/>
-                <w:b/>
-                <w:bCs/>
-                <w:sz w:val="36"/>
-                <w:szCs w:val="36"/>
-              </w:rPr>
-              <w:t xml:space="preserve">       </w:t>
+              <w:t xml:space="preserve">)          </w:t>
             </w:r>
             <w:r>
               <w:rPr>
@@ -1138,7 +1056,7 @@
               <mc:AlternateContent>
                 <mc:Choice Requires="wps">
                   <w:drawing>
-                    <wp:anchor distT="4294967295" distB="4294967295" distL="114300" distR="114300" simplePos="0" relativeHeight="251653120" behindDoc="0" locked="0" layoutInCell="1" allowOverlap="1" wp14:anchorId="160950A4" wp14:editId="265F9AD6">
+                    <wp:anchor distT="4294967295" distB="4294967295" distL="114300" distR="114300" simplePos="0" relativeHeight="251651072" behindDoc="0" locked="0" layoutInCell="1" allowOverlap="1" wp14:anchorId="160950A4" wp14:editId="265F9AD6">
                       <wp:simplePos x="0" y="0"/>
                       <wp:positionH relativeFrom="column">
                         <wp:posOffset>-3221355</wp:posOffset>
@@ -1199,11 +1117,11 @@
                 </mc:Choice>
                 <mc:Fallback>
                   <w:pict>
-                    <v:shapetype w14:anchorId="0839B8AF" id="_x0000_t32" coordsize="21600,21600" o:spt="32" o:oned="t" path="m,l21600,21600e" filled="f">
+                    <v:shapetype w14:anchorId="18227F55" id="_x0000_t32" coordsize="21600,21600" o:spt="32" o:oned="t" path="m,l21600,21600e" filled="f">
                       <v:path arrowok="t" fillok="f" o:connecttype="none"/>
                       <o:lock v:ext="edit" shapetype="t"/>
                     </v:shapetype>
-                    <v:shape id="AutoShape 5" o:spid="_x0000_s1026" type="#_x0000_t32" style="position:absolute;margin-left:-253.65pt;margin-top:2.05pt;width:130.05pt;height:0;z-index:251653120;visibility:visible;mso-wrap-style:square;mso-width-percent:0;mso-height-percent:0;mso-wrap-distance-left:9pt;mso-wrap-distance-top:-3e-5mm;mso-wrap-distance-right:9pt;mso-wrap-distance-bottom:-3e-5mm;mso-position-horizontal:absolute;mso-position-horizontal-relative:text;mso-position-vertical:absolute;mso-position-vertical-relative:text;mso-width-percent:0;mso-height-percent:0;mso-width-relative:page;mso-height-relative:page" o:gfxdata="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"/>
+                    <v:shape id="AutoShape 5" o:spid="_x0000_s1026" type="#_x0000_t32" style="position:absolute;margin-left:-253.65pt;margin-top:2.05pt;width:130.05pt;height:0;z-index:251651072;visibility:visible;mso-wrap-style:square;mso-width-percent:0;mso-height-percent:0;mso-wrap-distance-left:9pt;mso-wrap-distance-top:-3e-5mm;mso-wrap-distance-right:9pt;mso-wrap-distance-bottom:-3e-5mm;mso-position-horizontal:absolute;mso-position-horizontal-relative:text;mso-position-vertical:absolute;mso-position-vertical-relative:text;mso-width-percent:0;mso-height-percent:0;mso-width-relative:page;mso-height-relative:page" o:gfxdata="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"/>
                   </w:pict>
                 </mc:Fallback>
               </mc:AlternateContent>
@@ -1463,7 +1381,7 @@
               <mc:AlternateContent>
                 <mc:Choice Requires="wps">
                   <w:drawing>
-                    <wp:anchor distT="4294967295" distB="4294967295" distL="114300" distR="114300" simplePos="0" relativeHeight="251656192" behindDoc="0" locked="0" layoutInCell="1" allowOverlap="1" wp14:anchorId="5E35BDBD" wp14:editId="47CC2749">
+                    <wp:anchor distT="4294967295" distB="4294967295" distL="114300" distR="114300" simplePos="0" relativeHeight="251657216" behindDoc="0" locked="0" layoutInCell="1" allowOverlap="1" wp14:anchorId="5E35BDBD" wp14:editId="73F87639">
                       <wp:simplePos x="0" y="0"/>
                       <wp:positionH relativeFrom="column">
                         <wp:posOffset>-4878070</wp:posOffset>
@@ -1542,7 +1460,7 @@
                 </mc:Choice>
                 <mc:Fallback>
                   <w:pict>
-                    <v:shape w14:anchorId="32DF79A3" id="AutoShape 6" o:spid="_x0000_s1026" type="#_x0000_t32" style="position:absolute;margin-left:-384.1pt;margin-top:7.5pt;width:126pt;height:0;flip:x;z-index:251656192;visibility:visible;mso-wrap-style:square;mso-width-percent:0;mso-height-percent:0;mso-wrap-distance-left:9pt;mso-wrap-distance-top:-3e-5mm;mso-wrap-distance-right:9pt;mso-wrap-distance-bottom:-3e-5mm;mso-position-horizontal:absolute;mso-position-horizontal-relative:text;mso-position-vertical:absolute;mso-position-vertical-relative:text;mso-width-percent:0;mso-height-percent:0;mso-width-relative:page;mso-height-relative:page" o:gfxdata="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" strokecolor="#f2f2f2 [3041]" strokeweight="3pt">
+                    <v:shape w14:anchorId="5E847C8A" id="AutoShape 6" o:spid="_x0000_s1026" type="#_x0000_t32" style="position:absolute;margin-left:-384.1pt;margin-top:7.5pt;width:126pt;height:0;flip:x;z-index:251657216;visibility:visible;mso-wrap-style:square;mso-width-percent:0;mso-height-percent:0;mso-wrap-distance-left:9pt;mso-wrap-distance-top:-3e-5mm;mso-wrap-distance-right:9pt;mso-wrap-distance-bottom:-3e-5mm;mso-position-horizontal:absolute;mso-position-horizontal-relative:text;mso-position-vertical:absolute;mso-position-vertical-relative:text;mso-width-percent:0;mso-height-percent:0;mso-width-relative:page;mso-height-relative:page" o:gfxdata="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" strokecolor="#f2f2f2 [3041]" strokeweight="3pt">
                       <v:shadow color="#7f7f7f [1601]" opacity=".5" offset="1pt"/>
                     </v:shape>
                   </w:pict>
@@ -1980,7 +1898,7 @@
         <mc:AlternateContent>
           <mc:Choice Requires="wps">
             <w:drawing>
-              <wp:anchor distT="45720" distB="45720" distL="114300" distR="114300" simplePos="0" relativeHeight="251653120" behindDoc="0" locked="0" layoutInCell="1" allowOverlap="1" wp14:anchorId="5C9C3B6F" wp14:editId="6ECCD8DB">
+              <wp:anchor distT="45720" distB="45720" distL="114300" distR="114300" simplePos="0" relativeHeight="251652096" behindDoc="0" locked="0" layoutInCell="1" allowOverlap="1" wp14:anchorId="5C9C3B6F" wp14:editId="6ECCD8DB">
                 <wp:simplePos x="0" y="0"/>
                 <wp:positionH relativeFrom="column">
                   <wp:posOffset>2068830</wp:posOffset>
@@ -2063,7 +1981,7 @@
                 <v:stroke joinstyle="miter"/>
                 <v:path gradientshapeok="t" o:connecttype="rect"/>
               </v:shapetype>
-              <v:shape id="Text Box 2" o:spid="_x0000_s1026" type="#_x0000_t202" style="position:absolute;margin-left:162.9pt;margin-top:18.55pt;width:185.9pt;height:110.6pt;z-index:251653120;visibility:visible;mso-wrap-style:square;mso-width-percent:0;mso-height-percent:0;mso-wrap-distance-left:9pt;mso-wrap-distance-top:3.6pt;mso-wrap-distance-right:9pt;mso-wrap-distance-bottom:3.6pt;mso-position-horizontal:absolute;mso-position-horizontal-relative:text;mso-position-vertical:absolute;mso-position-vertical-relative:text;mso-width-percent:0;mso-height-percent:0;mso-width-relative:margin;mso-height-relative:margin;v-text-anchor:top" o:gfxdata="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" filled="f">
+              <v:shape id="Text Box 2" o:spid="_x0000_s1026" type="#_x0000_t202" style="position:absolute;margin-left:162.9pt;margin-top:18.55pt;width:185.9pt;height:110.6pt;z-index:251652096;visibility:visible;mso-wrap-style:square;mso-width-percent:0;mso-height-percent:0;mso-wrap-distance-left:9pt;mso-wrap-distance-top:3.6pt;mso-wrap-distance-right:9pt;mso-wrap-distance-bottom:3.6pt;mso-position-horizontal:absolute;mso-position-horizontal-relative:text;mso-position-vertical:absolute;mso-position-vertical-relative:text;mso-width-percent:0;mso-height-percent:0;mso-width-relative:margin;mso-height-relative:margin;v-text-anchor:top" o:gfxdata="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" filled="f">
                 <v:textbox style="mso-fit-shape-to-text:t">
                   <w:txbxContent>
                     <w:p>
@@ -2114,7 +2032,7 @@
         <mc:AlternateContent>
           <mc:Choice Requires="wps">
             <w:drawing>
-              <wp:anchor distT="45720" distB="45720" distL="114300" distR="114300" simplePos="0" relativeHeight="251654144" behindDoc="0" locked="0" layoutInCell="1" allowOverlap="1" wp14:anchorId="2848DC9C" wp14:editId="43A830A9">
+              <wp:anchor distT="45720" distB="45720" distL="114300" distR="114300" simplePos="0" relativeHeight="251654144" behindDoc="0" locked="0" layoutInCell="1" allowOverlap="1" wp14:anchorId="2848DC9C" wp14:editId="25E79085">
                 <wp:simplePos x="0" y="0"/>
                 <wp:positionH relativeFrom="column">
                   <wp:posOffset>342900</wp:posOffset>
@@ -2234,7 +2152,7 @@
         <mc:AlternateContent>
           <mc:Choice Requires="wps">
             <w:drawing>
-              <wp:anchor distT="0" distB="0" distL="114300" distR="114300" simplePos="0" relativeHeight="251652096" behindDoc="0" locked="0" layoutInCell="1" allowOverlap="1" wp14:anchorId="21BED28F" wp14:editId="1D44ADD0">
+              <wp:anchor distT="0" distB="0" distL="114300" distR="114300" simplePos="0" relativeHeight="251650048" behindDoc="0" locked="0" layoutInCell="1" allowOverlap="1" wp14:anchorId="21BED28F" wp14:editId="1D44ADD0">
                 <wp:simplePos x="0" y="0"/>
                 <wp:positionH relativeFrom="column">
                   <wp:posOffset>1871980</wp:posOffset>
@@ -2283,7 +2201,7 @@
           </mc:Choice>
           <mc:Fallback>
             <w:pict>
-              <v:line w14:anchorId="6277776B" id="Straight Connector 3" o:spid="_x0000_s1026" style="position:absolute;z-index:251652096;visibility:visible;mso-wrap-style:square;mso-wrap-distance-left:9pt;mso-wrap-distance-top:0;mso-wrap-distance-right:9pt;mso-wrap-distance-bottom:0;mso-position-horizontal:absolute;mso-position-horizontal-relative:text;mso-position-vertical:absolute;mso-position-vertical-relative:text" from="147.4pt,33.7pt" to="372.4pt,33.7pt" o:gfxdata="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" strokecolor="black [3200]" strokeweight="1.5pt">
+              <v:line w14:anchorId="2E4EC076" id="Straight Connector 3" o:spid="_x0000_s1026" style="position:absolute;z-index:251650048;visibility:visible;mso-wrap-style:square;mso-wrap-distance-left:9pt;mso-wrap-distance-top:0;mso-wrap-distance-right:9pt;mso-wrap-distance-bottom:0;mso-position-horizontal:absolute;mso-position-horizontal-relative:text;mso-position-vertical:absolute;mso-position-vertical-relative:text" from="147.4pt,33.7pt" to="372.4pt,33.7pt" o:gfxdata="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" strokecolor="black [3200]" strokeweight="1.5pt">
                 <v:stroke joinstyle="miter"/>
               </v:line>
             </w:pict>
@@ -2302,7 +2220,7 @@
         <mc:AlternateContent>
           <mc:Choice Requires="wps">
             <w:drawing>
-              <wp:anchor distT="0" distB="0" distL="114300" distR="114300" simplePos="0" relativeHeight="251651072" behindDoc="0" locked="0" layoutInCell="1" allowOverlap="1" wp14:anchorId="42F84835" wp14:editId="7DB4D462">
+              <wp:anchor distT="0" distB="0" distL="114300" distR="114300" simplePos="0" relativeHeight="251649024" behindDoc="0" locked="0" layoutInCell="1" allowOverlap="1" wp14:anchorId="42F84835" wp14:editId="7DB4D462">
                 <wp:simplePos x="0" y="0"/>
                 <wp:positionH relativeFrom="column">
                   <wp:posOffset>1256030</wp:posOffset>
@@ -2357,7 +2275,7 @@
           </mc:Choice>
           <mc:Fallback>
             <w:pict>
-              <v:line w14:anchorId="107F5959" id="Straight Connector 3" o:spid="_x0000_s1026" style="position:absolute;flip:x;z-index:251651072;visibility:visible;mso-wrap-style:square;mso-width-percent:0;mso-height-percent:0;mso-wrap-distance-left:9pt;mso-wrap-distance-top:0;mso-wrap-distance-right:9pt;mso-wrap-distance-bottom:0;mso-position-horizontal:absolute;mso-position-horizontal-relative:text;mso-position-vertical:absolute;mso-position-vertical-relative:text;mso-width-percent:0;mso-height-percent:0;mso-width-relative:margin;mso-height-relative:margin" from="98.9pt,81.35pt" to="98.9pt,350.85pt" o:gfxdata="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" strokecolor="black [3200]" strokeweight="1.5pt">
+              <v:line w14:anchorId="5A983355" id="Straight Connector 3" o:spid="_x0000_s1026" style="position:absolute;flip:x;z-index:251649024;visibility:visible;mso-wrap-style:square;mso-width-percent:0;mso-height-percent:0;mso-wrap-distance-left:9pt;mso-wrap-distance-top:0;mso-wrap-distance-right:9pt;mso-wrap-distance-bottom:0;mso-position-horizontal:absolute;mso-position-horizontal-relative:text;mso-position-vertical:absolute;mso-position-vertical-relative:text;mso-width-percent:0;mso-height-percent:0;mso-width-relative:margin;mso-height-relative:margin" from="98.9pt,81.35pt" to="98.9pt,350.85pt" o:gfxdata="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" strokecolor="black [3200]" strokeweight="1.5pt">
                 <v:stroke joinstyle="miter"/>
               </v:line>
             </w:pict>
@@ -2374,7 +2292,7 @@
           <w:lang w:bidi="ar-EG"/>
         </w:rPr>
         <w:drawing>
-          <wp:anchor distT="0" distB="0" distL="114300" distR="114300" simplePos="0" relativeHeight="251650048" behindDoc="0" locked="0" layoutInCell="1" allowOverlap="1" wp14:anchorId="08FE949C" wp14:editId="02D9EF0F">
+          <wp:anchor distT="0" distB="0" distL="114300" distR="114300" simplePos="0" relativeHeight="251648000" behindDoc="0" locked="0" layoutInCell="1" allowOverlap="1" wp14:anchorId="08FE949C" wp14:editId="02D9EF0F">
             <wp:simplePos x="0" y="0"/>
             <wp:positionH relativeFrom="column">
               <wp:posOffset>1884218</wp:posOffset>
@@ -3051,16 +2969,16 @@
               <mc:AlternateContent>
                 <mc:Choice Requires="wps">
                   <w:drawing>
-                    <wp:anchor distT="45720" distB="45720" distL="114300" distR="114300" simplePos="0" relativeHeight="251667456" behindDoc="0" locked="0" layoutInCell="1" allowOverlap="1" wp14:anchorId="2DF43C5E" wp14:editId="45DCCC2A">
+                    <wp:anchor distT="45720" distB="45720" distL="114300" distR="114300" simplePos="0" relativeHeight="251667456" behindDoc="0" locked="0" layoutInCell="1" allowOverlap="1" wp14:anchorId="2DF43C5E" wp14:editId="52B9FB8C">
                       <wp:simplePos x="0" y="0"/>
                       <wp:positionH relativeFrom="column">
-                        <wp:posOffset>-102870</wp:posOffset>
+                        <wp:posOffset>-38100</wp:posOffset>
                       </wp:positionH>
                       <wp:positionV relativeFrom="paragraph">
-                        <wp:posOffset>205740</wp:posOffset>
+                        <wp:posOffset>185420</wp:posOffset>
                       </wp:positionV>
-                      <wp:extent cx="1485900" cy="552450"/>
-                      <wp:effectExtent l="0" t="0" r="19050" b="19050"/>
+                      <wp:extent cx="1459865" cy="552450"/>
+                      <wp:effectExtent l="0" t="0" r="26035" b="19050"/>
                       <wp:wrapNone/>
                       <wp:docPr id="901402956" name="Text Box 2"/>
                       <wp:cNvGraphicFramePr>
@@ -3075,7 +2993,7 @@
                             <wps:spPr bwMode="auto">
                               <a:xfrm>
                                 <a:off x="0" y="0"/>
-                                <a:ext cx="1485900" cy="552450"/>
+                                <a:ext cx="1459865" cy="552450"/>
                               </a:xfrm>
                               <a:prstGeom prst="rect">
                                 <a:avLst/>
@@ -3161,7 +3079,7 @@
                 </mc:Choice>
                 <mc:Fallback>
                   <w:pict>
-                    <v:shape w14:anchorId="2DF43C5E" id="_x0000_s1028" type="#_x0000_t202" style="position:absolute;left:0;text-align:left;margin-left:-8.1pt;margin-top:16.2pt;width:117pt;height:43.5pt;z-index:251667456;visibility:visible;mso-wrap-style:square;mso-width-percent:0;mso-height-percent:0;mso-wrap-distance-left:9pt;mso-wrap-distance-top:3.6pt;mso-wrap-distance-right:9pt;mso-wrap-distance-bottom:3.6pt;mso-position-horizontal:absolute;mso-position-horizontal-relative:text;mso-position-vertical:absolute;mso-position-vertical-relative:text;mso-width-percent:0;mso-height-percent:0;mso-width-relative:margin;mso-height-relative:margin;v-text-anchor:top" o:gfxdata="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" filled="f">
+                    <v:shape w14:anchorId="2DF43C5E" id="_x0000_s1028" type="#_x0000_t202" style="position:absolute;left:0;text-align:left;margin-left:-3pt;margin-top:14.6pt;width:114.95pt;height:43.5pt;z-index:251667456;visibility:visible;mso-wrap-style:square;mso-width-percent:0;mso-height-percent:0;mso-wrap-distance-left:9pt;mso-wrap-distance-top:3.6pt;mso-wrap-distance-right:9pt;mso-wrap-distance-bottom:3.6pt;mso-position-horizontal:absolute;mso-position-horizontal-relative:text;mso-position-vertical:absolute;mso-position-vertical-relative:text;mso-width-percent:0;mso-height-percent:0;mso-width-relative:margin;mso-height-relative:margin;v-text-anchor:top" o:gfxdata="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" filled="f">
                       <v:textbox>
                         <w:txbxContent>
                           <w:p>
@@ -3384,39 +3302,6 @@
             <w:r>
               <w:rPr>
                 <w:rFonts w:ascii="Calibri" w:eastAsia="Calibri" w:hAnsi="Calibri" w:cs="Calibri"/>
-                <w:sz w:val="32"/>
-                <w:szCs w:val="32"/>
-                <w:lang w:eastAsia="ar-SA" w:bidi="ar-EG"/>
-              </w:rPr>
-              <w:t>…………………………</w:t>
-            </w:r>
-          </w:p>
-          <w:p>
-            <w:pPr>
-              <w:tabs>
-                <w:tab w:val="left" w:pos="9641"/>
-              </w:tabs>
-              <w:bidi w:val="0"/>
-              <w:jc w:val="center"/>
-              <w:rPr>
-                <w:rFonts w:ascii="Calibri" w:eastAsia="Calibri" w:hAnsi="Calibri" w:cs="Calibri"/>
-                <w:sz w:val="32"/>
-                <w:szCs w:val="32"/>
-                <w:lang w:eastAsia="ar-SA" w:bidi="ar-EG"/>
-              </w:rPr>
-            </w:pPr>
-            <w:r>
-              <w:rPr>
-                <w:rFonts w:ascii="Calibri" w:eastAsia="Calibri" w:hAnsi="Calibri" w:cs="Calibri"/>
-                <w:sz w:val="32"/>
-                <w:szCs w:val="32"/>
-                <w:lang w:eastAsia="ar-SA" w:bidi="ar-EG"/>
-              </w:rPr>
-              <w:t>………………</w:t>
-            </w:r>
-            <w:r>
-              <w:rPr>
-                <w:rFonts w:ascii="Calibri" w:eastAsia="Calibri" w:hAnsi="Calibri" w:cs="Calibri"/>
                 <w:noProof/>
                 <w:sz w:val="32"/>
                 <w:szCs w:val="32"/>
@@ -3425,16 +3310,16 @@
               <mc:AlternateContent>
                 <mc:Choice Requires="wps">
                   <w:drawing>
-                    <wp:anchor distT="45720" distB="45720" distL="114300" distR="114300" simplePos="0" relativeHeight="251665408" behindDoc="0" locked="0" layoutInCell="1" allowOverlap="1" wp14:anchorId="18F7A4E8" wp14:editId="6F7E0FBA">
+                    <wp:anchor distT="45720" distB="45720" distL="114300" distR="114300" simplePos="0" relativeHeight="251663360" behindDoc="0" locked="0" layoutInCell="1" allowOverlap="1" wp14:anchorId="18F7A4E8" wp14:editId="6EF3AF0A">
                       <wp:simplePos x="0" y="0"/>
                       <wp:positionH relativeFrom="column">
-                        <wp:posOffset>-5080</wp:posOffset>
+                        <wp:posOffset>2540</wp:posOffset>
                       </wp:positionH>
                       <wp:positionV relativeFrom="paragraph">
-                        <wp:posOffset>277495</wp:posOffset>
+                        <wp:posOffset>10795</wp:posOffset>
                       </wp:positionV>
-                      <wp:extent cx="1485900" cy="552450"/>
-                      <wp:effectExtent l="0" t="0" r="19050" b="19050"/>
+                      <wp:extent cx="1485900" cy="1057275"/>
+                      <wp:effectExtent l="0" t="0" r="19050" b="28575"/>
                       <wp:wrapNone/>
                       <wp:docPr id="1441225503" name="Text Box 2"/>
                       <wp:cNvGraphicFramePr>
@@ -3449,7 +3334,7 @@
                             <wps:spPr bwMode="auto">
                               <a:xfrm>
                                 <a:off x="0" y="0"/>
-                                <a:ext cx="1485900" cy="552450"/>
+                                <a:ext cx="1485900" cy="1057275"/>
                               </a:xfrm>
                               <a:prstGeom prst="rect">
                                 <a:avLst/>
@@ -3468,53 +3353,37 @@
                               <w:txbxContent>
                                 <w:p>
                                   <w:pPr>
+                                    <w:tabs>
+                                      <w:tab w:val="left" w:pos="9641"/>
+                                    </w:tabs>
                                     <w:bidi w:val="0"/>
                                     <w:jc w:val="center"/>
-                                  </w:pPr>
-                                  <w:r>
                                     <w:rPr>
-                                      <w:rFonts w:cstheme="minorHAnsi"/>
+                                      <w:rFonts w:eastAsia="Calibri" w:cstheme="minorHAnsi"/>
                                       <w:b/>
                                       <w:bCs/>
                                       <w:sz w:val="48"/>
                                       <w:szCs w:val="48"/>
-                                      <w:lang w:bidi="ar-EG"/>
+                                      <w:lang w:eastAsia="ar-SA"/>
                                     </w:rPr>
-                                    <w:t>S</w:t>
-                                  </w:r>
+                                  </w:pPr>
                                   <w:r>
                                     <w:rPr>
-                                      <w:rFonts w:cstheme="minorHAnsi"/>
+                                      <w:rFonts w:eastAsia="Calibri" w:cstheme="minorHAnsi"/>
                                       <w:b/>
                                       <w:bCs/>
                                       <w:sz w:val="48"/>
                                       <w:szCs w:val="48"/>
-                                      <w:lang w:bidi="ar-EG"/>
+                                      <w:lang w:eastAsia="ar-SA"/>
                                     </w:rPr>
-                                    <w:t xml:space="preserve">top </w:t>
+                                    <w:t>Smart watch</w:t>
                                   </w:r>
-                                  <w:r>
-                                    <w:rPr>
-                                      <w:rFonts w:cstheme="minorHAnsi"/>
-                                      <w:b/>
-                                      <w:bCs/>
-                                      <w:sz w:val="48"/>
-                                      <w:szCs w:val="48"/>
-                                      <w:lang w:bidi="ar-EG"/>
-                                    </w:rPr>
-                                    <w:t>S</w:t>
-                                  </w:r>
-                                  <w:r>
-                                    <w:rPr>
-                                      <w:rFonts w:cstheme="minorHAnsi"/>
-                                      <w:b/>
-                                      <w:bCs/>
-                                      <w:sz w:val="48"/>
-                                      <w:szCs w:val="48"/>
-                                      <w:lang w:bidi="ar-EG"/>
-                                    </w:rPr>
-                                    <w:t>ign</w:t>
-                                  </w:r>
+                                </w:p>
+                                <w:p>
+                                  <w:pPr>
+                                    <w:bidi w:val="0"/>
+                                    <w:jc w:val="center"/>
+                                  </w:pPr>
                                 </w:p>
                               </w:txbxContent>
                             </wps:txbx>
@@ -3535,58 +3404,42 @@
                 </mc:Choice>
                 <mc:Fallback>
                   <w:pict>
-                    <v:shape w14:anchorId="18F7A4E8" id="_x0000_s1029" type="#_x0000_t202" style="position:absolute;left:0;text-align:left;margin-left:-.4pt;margin-top:21.85pt;width:117pt;height:43.5pt;z-index:251665408;visibility:visible;mso-wrap-style:square;mso-width-percent:0;mso-height-percent:0;mso-wrap-distance-left:9pt;mso-wrap-distance-top:3.6pt;mso-wrap-distance-right:9pt;mso-wrap-distance-bottom:3.6pt;mso-position-horizontal:absolute;mso-position-horizontal-relative:text;mso-position-vertical:absolute;mso-position-vertical-relative:text;mso-width-percent:0;mso-height-percent:0;mso-width-relative:margin;mso-height-relative:margin;v-text-anchor:top" o:gfxdata="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" filled="f">
+                    <v:shape w14:anchorId="18F7A4E8" id="_x0000_s1029" type="#_x0000_t202" style="position:absolute;left:0;text-align:left;margin-left:.2pt;margin-top:.85pt;width:117pt;height:83.25pt;z-index:251663360;visibility:visible;mso-wrap-style:square;mso-width-percent:0;mso-height-percent:0;mso-wrap-distance-left:9pt;mso-wrap-distance-top:3.6pt;mso-wrap-distance-right:9pt;mso-wrap-distance-bottom:3.6pt;mso-position-horizontal:absolute;mso-position-horizontal-relative:text;mso-position-vertical:absolute;mso-position-vertical-relative:text;mso-width-percent:0;mso-height-percent:0;mso-width-relative:margin;mso-height-relative:margin;v-text-anchor:top" o:gfxdata="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" filled="f">
                       <v:textbox>
                         <w:txbxContent>
+                          <w:p>
+                            <w:pPr>
+                              <w:tabs>
+                                <w:tab w:val="left" w:pos="9641"/>
+                              </w:tabs>
+                              <w:bidi w:val="0"/>
+                              <w:jc w:val="center"/>
+                              <w:rPr>
+                                <w:rFonts w:eastAsia="Calibri" w:cstheme="minorHAnsi"/>
+                                <w:b/>
+                                <w:bCs/>
+                                <w:sz w:val="48"/>
+                                <w:szCs w:val="48"/>
+                                <w:lang w:eastAsia="ar-SA"/>
+                              </w:rPr>
+                            </w:pPr>
+                            <w:r>
+                              <w:rPr>
+                                <w:rFonts w:eastAsia="Calibri" w:cstheme="minorHAnsi"/>
+                                <w:b/>
+                                <w:bCs/>
+                                <w:sz w:val="48"/>
+                                <w:szCs w:val="48"/>
+                                <w:lang w:eastAsia="ar-SA"/>
+                              </w:rPr>
+                              <w:t>Smart watch</w:t>
+                            </w:r>
+                          </w:p>
                           <w:p>
                             <w:pPr>
                               <w:bidi w:val="0"/>
                               <w:jc w:val="center"/>
                             </w:pPr>
-                            <w:r>
-                              <w:rPr>
-                                <w:rFonts w:cstheme="minorHAnsi"/>
-                                <w:b/>
-                                <w:bCs/>
-                                <w:sz w:val="48"/>
-                                <w:szCs w:val="48"/>
-                                <w:lang w:bidi="ar-EG"/>
-                              </w:rPr>
-                              <w:t>S</w:t>
-                            </w:r>
-                            <w:r>
-                              <w:rPr>
-                                <w:rFonts w:cstheme="minorHAnsi"/>
-                                <w:b/>
-                                <w:bCs/>
-                                <w:sz w:val="48"/>
-                                <w:szCs w:val="48"/>
-                                <w:lang w:bidi="ar-EG"/>
-                              </w:rPr>
-                              <w:t xml:space="preserve">top </w:t>
-                            </w:r>
-                            <w:r>
-                              <w:rPr>
-                                <w:rFonts w:cstheme="minorHAnsi"/>
-                                <w:b/>
-                                <w:bCs/>
-                                <w:sz w:val="48"/>
-                                <w:szCs w:val="48"/>
-                                <w:lang w:bidi="ar-EG"/>
-                              </w:rPr>
-                              <w:t>S</w:t>
-                            </w:r>
-                            <w:r>
-                              <w:rPr>
-                                <w:rFonts w:cstheme="minorHAnsi"/>
-                                <w:b/>
-                                <w:bCs/>
-                                <w:sz w:val="48"/>
-                                <w:szCs w:val="48"/>
-                                <w:lang w:bidi="ar-EG"/>
-                              </w:rPr>
-                              <w:t>ign</w:t>
-                            </w:r>
                           </w:p>
                         </w:txbxContent>
                       </v:textbox>
@@ -3602,7 +3455,31 @@
                 <w:szCs w:val="32"/>
                 <w:lang w:eastAsia="ar-SA" w:bidi="ar-EG"/>
               </w:rPr>
-              <w:t>…………</w:t>
+              <w:t>…………………………</w:t>
+            </w:r>
+          </w:p>
+          <w:p>
+            <w:pPr>
+              <w:tabs>
+                <w:tab w:val="left" w:pos="9641"/>
+              </w:tabs>
+              <w:bidi w:val="0"/>
+              <w:jc w:val="center"/>
+              <w:rPr>
+                <w:rFonts w:ascii="Calibri" w:eastAsia="Calibri" w:hAnsi="Calibri" w:cs="Calibri"/>
+                <w:sz w:val="32"/>
+                <w:szCs w:val="32"/>
+                <w:lang w:eastAsia="ar-SA" w:bidi="ar-EG"/>
+              </w:rPr>
+            </w:pPr>
+            <w:r>
+              <w:rPr>
+                <w:rFonts w:ascii="Calibri" w:eastAsia="Calibri" w:hAnsi="Calibri" w:cs="Calibri"/>
+                <w:sz w:val="32"/>
+                <w:szCs w:val="32"/>
+                <w:lang w:eastAsia="ar-SA" w:bidi="ar-EG"/>
+              </w:rPr>
+              <w:t>…………………………</w:t>
             </w:r>
           </w:p>
           <w:p>
@@ -3744,7 +3621,7 @@
               <mc:AlternateContent>
                 <mc:Choice Requires="wps">
                   <w:drawing>
-                    <wp:anchor distT="45720" distB="45720" distL="114300" distR="114300" simplePos="0" relativeHeight="251657216" behindDoc="0" locked="0" layoutInCell="1" allowOverlap="1" wp14:anchorId="5B7996F7" wp14:editId="3CC3DC9C">
+                    <wp:anchor distT="45720" distB="45720" distL="114300" distR="114300" simplePos="0" relativeHeight="251658240" behindDoc="0" locked="0" layoutInCell="1" allowOverlap="1" wp14:anchorId="5B7996F7" wp14:editId="1DDC5821">
                       <wp:simplePos x="0" y="0"/>
                       <wp:positionH relativeFrom="column">
                         <wp:posOffset>-125730</wp:posOffset>
@@ -3838,7 +3715,7 @@
                 </mc:Choice>
                 <mc:Fallback>
                   <w:pict>
-                    <v:shape w14:anchorId="5B7996F7" id="_x0000_s1030" type="#_x0000_t202" style="position:absolute;left:0;text-align:left;margin-left:-9.9pt;margin-top:6.75pt;width:125.45pt;height:43.5pt;z-index:251657216;visibility:visible;mso-wrap-style:square;mso-width-percent:0;mso-height-percent:0;mso-wrap-distance-left:9pt;mso-wrap-distance-top:3.6pt;mso-wrap-distance-right:9pt;mso-wrap-distance-bottom:3.6pt;mso-position-horizontal:absolute;mso-position-horizontal-relative:text;mso-position-vertical:absolute;mso-position-vertical-relative:text;mso-width-percent:0;mso-height-percent:0;mso-width-relative:margin;mso-height-relative:margin;v-text-anchor:top" o:gfxdata="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" filled="f">
+                    <v:shape w14:anchorId="5B7996F7" id="_x0000_s1030" type="#_x0000_t202" style="position:absolute;left:0;text-align:left;margin-left:-9.9pt;margin-top:6.75pt;width:125.45pt;height:43.5pt;z-index:251658240;visibility:visible;mso-wrap-style:square;mso-width-percent:0;mso-height-percent:0;mso-wrap-distance-left:9pt;mso-wrap-distance-top:3.6pt;mso-wrap-distance-right:9pt;mso-wrap-distance-bottom:3.6pt;mso-position-horizontal:absolute;mso-position-horizontal-relative:text;mso-position-vertical:absolute;mso-position-vertical-relative:text;mso-width-percent:0;mso-height-percent:0;mso-width-relative:margin;mso-height-relative:margin;v-text-anchor:top" o:gfxdata="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" filled="f">
                       <v:textbox>
                         <w:txbxContent>
                           <w:p>
@@ -4045,39 +3922,6 @@
             <w:r>
               <w:rPr>
                 <w:rFonts w:ascii="Calibri" w:eastAsia="Calibri" w:hAnsi="Calibri" w:cs="Calibri"/>
-                <w:sz w:val="32"/>
-                <w:szCs w:val="32"/>
-                <w:lang w:eastAsia="ar-SA" w:bidi="ar-EG"/>
-              </w:rPr>
-              <w:t>…………………………</w:t>
-            </w:r>
-          </w:p>
-          <w:p>
-            <w:pPr>
-              <w:tabs>
-                <w:tab w:val="left" w:pos="9641"/>
-              </w:tabs>
-              <w:bidi w:val="0"/>
-              <w:jc w:val="center"/>
-              <w:rPr>
-                <w:rFonts w:ascii="Calibri" w:eastAsia="Calibri" w:hAnsi="Calibri" w:cs="Calibri"/>
-                <w:sz w:val="32"/>
-                <w:szCs w:val="32"/>
-                <w:lang w:eastAsia="ar-SA" w:bidi="ar-EG"/>
-              </w:rPr>
-            </w:pPr>
-            <w:r>
-              <w:rPr>
-                <w:rFonts w:ascii="Calibri" w:eastAsia="Calibri" w:hAnsi="Calibri" w:cs="Calibri"/>
-                <w:sz w:val="32"/>
-                <w:szCs w:val="32"/>
-                <w:lang w:eastAsia="ar-SA" w:bidi="ar-EG"/>
-              </w:rPr>
-              <w:t>……………</w:t>
-            </w:r>
-            <w:r>
-              <w:rPr>
-                <w:rFonts w:ascii="Calibri" w:eastAsia="Calibri" w:hAnsi="Calibri" w:cs="Calibri"/>
                 <w:noProof/>
                 <w:sz w:val="32"/>
                 <w:szCs w:val="32"/>
@@ -4086,13 +3930,13 @@
               <mc:AlternateContent>
                 <mc:Choice Requires="wps">
                   <w:drawing>
-                    <wp:anchor distT="45720" distB="45720" distL="114300" distR="114300" simplePos="0" relativeHeight="251664384" behindDoc="0" locked="0" layoutInCell="1" allowOverlap="1" wp14:anchorId="2E09A2E0" wp14:editId="42BA2572">
+                    <wp:anchor distT="45720" distB="45720" distL="114300" distR="114300" simplePos="0" relativeHeight="251666432" behindDoc="0" locked="0" layoutInCell="1" allowOverlap="1" wp14:anchorId="2E09A2E0" wp14:editId="6EE1B74E">
                       <wp:simplePos x="0" y="0"/>
                       <wp:positionH relativeFrom="column">
-                        <wp:posOffset>-5080</wp:posOffset>
+                        <wp:posOffset>-44450</wp:posOffset>
                       </wp:positionH>
                       <wp:positionV relativeFrom="paragraph">
-                        <wp:posOffset>378460</wp:posOffset>
+                        <wp:posOffset>94615</wp:posOffset>
                       </wp:positionV>
                       <wp:extent cx="1485900" cy="552450"/>
                       <wp:effectExtent l="0" t="0" r="19050" b="19050"/>
@@ -4141,40 +3985,7 @@
                                       <w:szCs w:val="48"/>
                                       <w:lang w:bidi="ar-EG"/>
                                     </w:rPr>
-                                    <w:t>S</w:t>
-                                  </w:r>
-                                  <w:r>
-                                    <w:rPr>
-                                      <w:rFonts w:cstheme="minorHAnsi"/>
-                                      <w:b/>
-                                      <w:bCs/>
-                                      <w:sz w:val="48"/>
-                                      <w:szCs w:val="48"/>
-                                      <w:lang w:bidi="ar-EG"/>
-                                    </w:rPr>
-                                    <w:t xml:space="preserve">top </w:t>
-                                  </w:r>
-                                  <w:r>
-                                    <w:rPr>
-                                      <w:rFonts w:cstheme="minorHAnsi"/>
-                                      <w:b/>
-                                      <w:bCs/>
-                                      <w:sz w:val="48"/>
-                                      <w:szCs w:val="48"/>
-                                      <w:lang w:bidi="ar-EG"/>
-                                    </w:rPr>
-                                    <w:t>S</w:t>
-                                  </w:r>
-                                  <w:r>
-                                    <w:rPr>
-                                      <w:rFonts w:cstheme="minorHAnsi"/>
-                                      <w:b/>
-                                      <w:bCs/>
-                                      <w:sz w:val="48"/>
-                                      <w:szCs w:val="48"/>
-                                      <w:lang w:bidi="ar-EG"/>
-                                    </w:rPr>
-                                    <w:t>ign</w:t>
+                                    <w:t>CLI</w:t>
                                   </w:r>
                                 </w:p>
                               </w:txbxContent>
@@ -4196,7 +4007,7 @@
                 </mc:Choice>
                 <mc:Fallback>
                   <w:pict>
-                    <v:shape w14:anchorId="2E09A2E0" id="_x0000_s1031" type="#_x0000_t202" style="position:absolute;left:0;text-align:left;margin-left:-.4pt;margin-top:29.8pt;width:117pt;height:43.5pt;z-index:251664384;visibility:visible;mso-wrap-style:square;mso-width-percent:0;mso-height-percent:0;mso-wrap-distance-left:9pt;mso-wrap-distance-top:3.6pt;mso-wrap-distance-right:9pt;mso-wrap-distance-bottom:3.6pt;mso-position-horizontal:absolute;mso-position-horizontal-relative:text;mso-position-vertical:absolute;mso-position-vertical-relative:text;mso-width-percent:0;mso-height-percent:0;mso-width-relative:margin;mso-height-relative:margin;v-text-anchor:top" o:gfxdata="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" filled="f">
+                    <v:shape w14:anchorId="2E09A2E0" id="_x0000_s1031" type="#_x0000_t202" style="position:absolute;left:0;text-align:left;margin-left:-3.5pt;margin-top:7.45pt;width:117pt;height:43.5pt;z-index:251666432;visibility:visible;mso-wrap-style:square;mso-width-percent:0;mso-height-percent:0;mso-wrap-distance-left:9pt;mso-wrap-distance-top:3.6pt;mso-wrap-distance-right:9pt;mso-wrap-distance-bottom:3.6pt;mso-position-horizontal:absolute;mso-position-horizontal-relative:text;mso-position-vertical:absolute;mso-position-vertical-relative:text;mso-width-percent:0;mso-height-percent:0;mso-width-relative:margin;mso-height-relative:margin;v-text-anchor:top" o:gfxdata="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" filled="f">
                       <v:textbox>
                         <w:txbxContent>
                           <w:p>
@@ -4213,40 +4024,7 @@
                                 <w:szCs w:val="48"/>
                                 <w:lang w:bidi="ar-EG"/>
                               </w:rPr>
-                              <w:t>S</w:t>
-                            </w:r>
-                            <w:r>
-                              <w:rPr>
-                                <w:rFonts w:cstheme="minorHAnsi"/>
-                                <w:b/>
-                                <w:bCs/>
-                                <w:sz w:val="48"/>
-                                <w:szCs w:val="48"/>
-                                <w:lang w:bidi="ar-EG"/>
-                              </w:rPr>
-                              <w:t xml:space="preserve">top </w:t>
-                            </w:r>
-                            <w:r>
-                              <w:rPr>
-                                <w:rFonts w:cstheme="minorHAnsi"/>
-                                <w:b/>
-                                <w:bCs/>
-                                <w:sz w:val="48"/>
-                                <w:szCs w:val="48"/>
-                                <w:lang w:bidi="ar-EG"/>
-                              </w:rPr>
-                              <w:t>S</w:t>
-                            </w:r>
-                            <w:r>
-                              <w:rPr>
-                                <w:rFonts w:cstheme="minorHAnsi"/>
-                                <w:b/>
-                                <w:bCs/>
-                                <w:sz w:val="48"/>
-                                <w:szCs w:val="48"/>
-                                <w:lang w:bidi="ar-EG"/>
-                              </w:rPr>
-                              <w:t>ign</w:t>
+                              <w:t>CLI</w:t>
                             </w:r>
                           </w:p>
                         </w:txbxContent>
@@ -4263,7 +4041,31 @@
                 <w:szCs w:val="32"/>
                 <w:lang w:eastAsia="ar-SA" w:bidi="ar-EG"/>
               </w:rPr>
-              <w:t>……………</w:t>
+              <w:t>…………………………</w:t>
+            </w:r>
+          </w:p>
+          <w:p>
+            <w:pPr>
+              <w:tabs>
+                <w:tab w:val="left" w:pos="9641"/>
+              </w:tabs>
+              <w:bidi w:val="0"/>
+              <w:jc w:val="center"/>
+              <w:rPr>
+                <w:rFonts w:ascii="Calibri" w:eastAsia="Calibri" w:hAnsi="Calibri" w:cs="Calibri"/>
+                <w:sz w:val="32"/>
+                <w:szCs w:val="32"/>
+                <w:lang w:eastAsia="ar-SA" w:bidi="ar-EG"/>
+              </w:rPr>
+            </w:pPr>
+            <w:r>
+              <w:rPr>
+                <w:rFonts w:ascii="Calibri" w:eastAsia="Calibri" w:hAnsi="Calibri" w:cs="Calibri"/>
+                <w:sz w:val="32"/>
+                <w:szCs w:val="32"/>
+                <w:lang w:eastAsia="ar-SA" w:bidi="ar-EG"/>
+              </w:rPr>
+              <w:t>…………………………</w:t>
             </w:r>
           </w:p>
           <w:p>
@@ -4395,39 +4197,6 @@
             <w:r>
               <w:rPr>
                 <w:rFonts w:ascii="Calibri" w:eastAsia="Calibri" w:hAnsi="Calibri" w:cs="Calibri"/>
-                <w:sz w:val="32"/>
-                <w:szCs w:val="32"/>
-                <w:lang w:eastAsia="ar-SA" w:bidi="ar-EG"/>
-              </w:rPr>
-              <w:t>…………………………</w:t>
-            </w:r>
-          </w:p>
-          <w:p>
-            <w:pPr>
-              <w:tabs>
-                <w:tab w:val="left" w:pos="9641"/>
-              </w:tabs>
-              <w:bidi w:val="0"/>
-              <w:jc w:val="center"/>
-              <w:rPr>
-                <w:rFonts w:ascii="Calibri" w:eastAsia="Calibri" w:hAnsi="Calibri" w:cs="Calibri"/>
-                <w:sz w:val="32"/>
-                <w:szCs w:val="32"/>
-                <w:lang w:eastAsia="ar-SA" w:bidi="ar-EG"/>
-              </w:rPr>
-            </w:pPr>
-            <w:r>
-              <w:rPr>
-                <w:rFonts w:ascii="Calibri" w:eastAsia="Calibri" w:hAnsi="Calibri" w:cs="Calibri"/>
-                <w:sz w:val="32"/>
-                <w:szCs w:val="32"/>
-                <w:lang w:eastAsia="ar-SA" w:bidi="ar-EG"/>
-              </w:rPr>
-              <w:t>…………</w:t>
-            </w:r>
-            <w:r>
-              <w:rPr>
-                <w:rFonts w:ascii="Calibri" w:eastAsia="Calibri" w:hAnsi="Calibri" w:cs="Calibri"/>
                 <w:noProof/>
                 <w:sz w:val="32"/>
                 <w:szCs w:val="32"/>
@@ -4436,16 +4205,16 @@
               <mc:AlternateContent>
                 <mc:Choice Requires="wps">
                   <w:drawing>
-                    <wp:anchor distT="45720" distB="45720" distL="114300" distR="114300" simplePos="0" relativeHeight="251658240" behindDoc="0" locked="0" layoutInCell="1" allowOverlap="1" wp14:anchorId="6E96AD83" wp14:editId="7E0BE4DF">
+                    <wp:anchor distT="45720" distB="45720" distL="114300" distR="114300" simplePos="0" relativeHeight="251651072" behindDoc="0" locked="0" layoutInCell="1" allowOverlap="1" wp14:anchorId="6E96AD83" wp14:editId="0FED83D7">
                       <wp:simplePos x="0" y="0"/>
                       <wp:positionH relativeFrom="column">
-                        <wp:posOffset>635</wp:posOffset>
+                        <wp:posOffset>-121285</wp:posOffset>
                       </wp:positionH>
                       <wp:positionV relativeFrom="paragraph">
-                        <wp:posOffset>414020</wp:posOffset>
+                        <wp:posOffset>96520</wp:posOffset>
                       </wp:positionV>
-                      <wp:extent cx="1485900" cy="552450"/>
-                      <wp:effectExtent l="0" t="0" r="19050" b="19050"/>
+                      <wp:extent cx="1635125" cy="552450"/>
+                      <wp:effectExtent l="0" t="0" r="22225" b="19050"/>
                       <wp:wrapNone/>
                       <wp:docPr id="1003104019" name="Text Box 2"/>
                       <wp:cNvGraphicFramePr>
@@ -4460,7 +4229,7 @@
                             <wps:spPr bwMode="auto">
                               <a:xfrm>
                                 <a:off x="0" y="0"/>
-                                <a:ext cx="1485900" cy="552450"/>
+                                <a:ext cx="1635125" cy="552450"/>
                               </a:xfrm>
                               <a:prstGeom prst="rect">
                                 <a:avLst/>
@@ -4491,40 +4260,7 @@
                                       <w:szCs w:val="48"/>
                                       <w:lang w:bidi="ar-EG"/>
                                     </w:rPr>
-                                    <w:t>S</w:t>
-                                  </w:r>
-                                  <w:r>
-                                    <w:rPr>
-                                      <w:rFonts w:cstheme="minorHAnsi"/>
-                                      <w:b/>
-                                      <w:bCs/>
-                                      <w:sz w:val="48"/>
-                                      <w:szCs w:val="48"/>
-                                      <w:lang w:bidi="ar-EG"/>
-                                    </w:rPr>
-                                    <w:t xml:space="preserve">top </w:t>
-                                  </w:r>
-                                  <w:r>
-                                    <w:rPr>
-                                      <w:rFonts w:cstheme="minorHAnsi"/>
-                                      <w:b/>
-                                      <w:bCs/>
-                                      <w:sz w:val="48"/>
-                                      <w:szCs w:val="48"/>
-                                      <w:lang w:bidi="ar-EG"/>
-                                    </w:rPr>
-                                    <w:t>S</w:t>
-                                  </w:r>
-                                  <w:r>
-                                    <w:rPr>
-                                      <w:rFonts w:cstheme="minorHAnsi"/>
-                                      <w:b/>
-                                      <w:bCs/>
-                                      <w:sz w:val="48"/>
-                                      <w:szCs w:val="48"/>
-                                      <w:lang w:bidi="ar-EG"/>
-                                    </w:rPr>
-                                    <w:t>ign</w:t>
+                                    <w:t>Calculator</w:t>
                                   </w:r>
                                 </w:p>
                               </w:txbxContent>
@@ -4546,7 +4282,7 @@
                 </mc:Choice>
                 <mc:Fallback>
                   <w:pict>
-                    <v:shape w14:anchorId="6E96AD83" id="_x0000_s1032" type="#_x0000_t202" style="position:absolute;left:0;text-align:left;margin-left:.05pt;margin-top:32.6pt;width:117pt;height:43.5pt;z-index:251658240;visibility:visible;mso-wrap-style:square;mso-width-percent:0;mso-height-percent:0;mso-wrap-distance-left:9pt;mso-wrap-distance-top:3.6pt;mso-wrap-distance-right:9pt;mso-wrap-distance-bottom:3.6pt;mso-position-horizontal:absolute;mso-position-horizontal-relative:text;mso-position-vertical:absolute;mso-position-vertical-relative:text;mso-width-percent:0;mso-height-percent:0;mso-width-relative:margin;mso-height-relative:margin;v-text-anchor:top" o:gfxdata="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" filled="f">
+                    <v:shape w14:anchorId="6E96AD83" id="_x0000_s1032" type="#_x0000_t202" style="position:absolute;left:0;text-align:left;margin-left:-9.55pt;margin-top:7.6pt;width:128.75pt;height:43.5pt;z-index:251651072;visibility:visible;mso-wrap-style:square;mso-width-percent:0;mso-height-percent:0;mso-wrap-distance-left:9pt;mso-wrap-distance-top:3.6pt;mso-wrap-distance-right:9pt;mso-wrap-distance-bottom:3.6pt;mso-position-horizontal:absolute;mso-position-horizontal-relative:text;mso-position-vertical:absolute;mso-position-vertical-relative:text;mso-width-percent:0;mso-height-percent:0;mso-width-relative:margin;mso-height-relative:margin;v-text-anchor:top" o:gfxdata="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" filled="f">
                       <v:textbox>
                         <w:txbxContent>
                           <w:p>
@@ -4563,40 +4299,7 @@
                                 <w:szCs w:val="48"/>
                                 <w:lang w:bidi="ar-EG"/>
                               </w:rPr>
-                              <w:t>S</w:t>
-                            </w:r>
-                            <w:r>
-                              <w:rPr>
-                                <w:rFonts w:cstheme="minorHAnsi"/>
-                                <w:b/>
-                                <w:bCs/>
-                                <w:sz w:val="48"/>
-                                <w:szCs w:val="48"/>
-                                <w:lang w:bidi="ar-EG"/>
-                              </w:rPr>
-                              <w:t xml:space="preserve">top </w:t>
-                            </w:r>
-                            <w:r>
-                              <w:rPr>
-                                <w:rFonts w:cstheme="minorHAnsi"/>
-                                <w:b/>
-                                <w:bCs/>
-                                <w:sz w:val="48"/>
-                                <w:szCs w:val="48"/>
-                                <w:lang w:bidi="ar-EG"/>
-                              </w:rPr>
-                              <w:t>S</w:t>
-                            </w:r>
-                            <w:r>
-                              <w:rPr>
-                                <w:rFonts w:cstheme="minorHAnsi"/>
-                                <w:b/>
-                                <w:bCs/>
-                                <w:sz w:val="48"/>
-                                <w:szCs w:val="48"/>
-                                <w:lang w:bidi="ar-EG"/>
-                              </w:rPr>
-                              <w:t>ign</w:t>
+                              <w:t>Calculator</w:t>
                             </w:r>
                           </w:p>
                         </w:txbxContent>
@@ -4613,7 +4316,31 @@
                 <w:szCs w:val="32"/>
                 <w:lang w:eastAsia="ar-SA" w:bidi="ar-EG"/>
               </w:rPr>
-              <w:t>………………</w:t>
+              <w:t>…………………………</w:t>
+            </w:r>
+          </w:p>
+          <w:p>
+            <w:pPr>
+              <w:tabs>
+                <w:tab w:val="left" w:pos="9641"/>
+              </w:tabs>
+              <w:bidi w:val="0"/>
+              <w:jc w:val="center"/>
+              <w:rPr>
+                <w:rFonts w:ascii="Calibri" w:eastAsia="Calibri" w:hAnsi="Calibri" w:cs="Calibri"/>
+                <w:sz w:val="32"/>
+                <w:szCs w:val="32"/>
+                <w:lang w:eastAsia="ar-SA" w:bidi="ar-EG"/>
+              </w:rPr>
+            </w:pPr>
+            <w:r>
+              <w:rPr>
+                <w:rFonts w:ascii="Calibri" w:eastAsia="Calibri" w:hAnsi="Calibri" w:cs="Calibri"/>
+                <w:sz w:val="32"/>
+                <w:szCs w:val="32"/>
+                <w:lang w:eastAsia="ar-SA" w:bidi="ar-EG"/>
+              </w:rPr>
+              <w:t>…………………………</w:t>
             </w:r>
           </w:p>
           <w:p>
@@ -4737,63 +4464,6 @@
             <w:r>
               <w:rPr>
                 <w:rFonts w:ascii="Calibri" w:eastAsia="Calibri" w:hAnsi="Calibri" w:cs="Calibri"/>
-                <w:sz w:val="32"/>
-                <w:szCs w:val="32"/>
-                <w:lang w:eastAsia="ar-SA" w:bidi="ar-EG"/>
-              </w:rPr>
-              <w:t>…………………………</w:t>
-            </w:r>
-          </w:p>
-          <w:p>
-            <w:pPr>
-              <w:tabs>
-                <w:tab w:val="left" w:pos="9641"/>
-              </w:tabs>
-              <w:bidi w:val="0"/>
-              <w:jc w:val="center"/>
-              <w:rPr>
-                <w:rFonts w:ascii="Calibri" w:eastAsia="Calibri" w:hAnsi="Calibri" w:cs="Calibri"/>
-                <w:sz w:val="32"/>
-                <w:szCs w:val="32"/>
-                <w:lang w:eastAsia="ar-SA" w:bidi="ar-EG"/>
-              </w:rPr>
-            </w:pPr>
-            <w:r>
-              <w:rPr>
-                <w:rFonts w:ascii="Calibri" w:eastAsia="Calibri" w:hAnsi="Calibri" w:cs="Calibri"/>
-                <w:sz w:val="32"/>
-                <w:szCs w:val="32"/>
-                <w:lang w:eastAsia="ar-SA" w:bidi="ar-EG"/>
-              </w:rPr>
-              <w:t>…………………………</w:t>
-            </w:r>
-          </w:p>
-          <w:p>
-            <w:pPr>
-              <w:tabs>
-                <w:tab w:val="left" w:pos="9641"/>
-              </w:tabs>
-              <w:bidi w:val="0"/>
-              <w:jc w:val="center"/>
-              <w:rPr>
-                <w:rFonts w:ascii="Calibri" w:eastAsia="Calibri" w:hAnsi="Calibri" w:cs="Calibri"/>
-                <w:sz w:val="32"/>
-                <w:szCs w:val="32"/>
-                <w:lang w:eastAsia="ar-SA" w:bidi="ar-EG"/>
-              </w:rPr>
-            </w:pPr>
-            <w:r>
-              <w:rPr>
-                <w:rFonts w:ascii="Calibri" w:eastAsia="Calibri" w:hAnsi="Calibri" w:cs="Calibri"/>
-                <w:sz w:val="32"/>
-                <w:szCs w:val="32"/>
-                <w:lang w:eastAsia="ar-SA" w:bidi="ar-EG"/>
-              </w:rPr>
-              <w:t>………………</w:t>
-            </w:r>
-            <w:r>
-              <w:rPr>
-                <w:rFonts w:ascii="Calibri" w:eastAsia="Calibri" w:hAnsi="Calibri" w:cs="Calibri"/>
                 <w:noProof/>
                 <w:sz w:val="32"/>
                 <w:szCs w:val="32"/>
@@ -4802,13 +4472,13 @@
               <mc:AlternateContent>
                 <mc:Choice Requires="wps">
                   <w:drawing>
-                    <wp:anchor distT="45720" distB="45720" distL="114300" distR="114300" simplePos="0" relativeHeight="251663360" behindDoc="0" locked="0" layoutInCell="1" allowOverlap="1" wp14:anchorId="5CFB913D" wp14:editId="39FFB351">
+                    <wp:anchor distT="45720" distB="45720" distL="114300" distR="114300" simplePos="0" relativeHeight="251662336" behindDoc="0" locked="0" layoutInCell="1" allowOverlap="1" wp14:anchorId="5CFB913D" wp14:editId="03F87D0B">
                       <wp:simplePos x="0" y="0"/>
                       <wp:positionH relativeFrom="column">
-                        <wp:posOffset>-5080</wp:posOffset>
+                        <wp:posOffset>-88265</wp:posOffset>
                       </wp:positionH>
                       <wp:positionV relativeFrom="paragraph">
-                        <wp:posOffset>414655</wp:posOffset>
+                        <wp:posOffset>80010</wp:posOffset>
                       </wp:positionV>
                       <wp:extent cx="1485900" cy="552450"/>
                       <wp:effectExtent l="0" t="0" r="19050" b="19050"/>
@@ -4857,40 +4527,7 @@
                                       <w:szCs w:val="48"/>
                                       <w:lang w:bidi="ar-EG"/>
                                     </w:rPr>
-                                    <w:t>S</w:t>
-                                  </w:r>
-                                  <w:r>
-                                    <w:rPr>
-                                      <w:rFonts w:cstheme="minorHAnsi"/>
-                                      <w:b/>
-                                      <w:bCs/>
-                                      <w:sz w:val="48"/>
-                                      <w:szCs w:val="48"/>
-                                      <w:lang w:bidi="ar-EG"/>
-                                    </w:rPr>
-                                    <w:t xml:space="preserve">top </w:t>
-                                  </w:r>
-                                  <w:r>
-                                    <w:rPr>
-                                      <w:rFonts w:cstheme="minorHAnsi"/>
-                                      <w:b/>
-                                      <w:bCs/>
-                                      <w:sz w:val="48"/>
-                                      <w:szCs w:val="48"/>
-                                      <w:lang w:bidi="ar-EG"/>
-                                    </w:rPr>
-                                    <w:t>S</w:t>
-                                  </w:r>
-                                  <w:r>
-                                    <w:rPr>
-                                      <w:rFonts w:cstheme="minorHAnsi"/>
-                                      <w:b/>
-                                      <w:bCs/>
-                                      <w:sz w:val="48"/>
-                                      <w:szCs w:val="48"/>
-                                      <w:lang w:bidi="ar-EG"/>
-                                    </w:rPr>
-                                    <w:t>ign</w:t>
+                                    <w:t>Vector</w:t>
                                   </w:r>
                                 </w:p>
                               </w:txbxContent>
@@ -4912,7 +4549,7 @@
                 </mc:Choice>
                 <mc:Fallback>
                   <w:pict>
-                    <v:shape w14:anchorId="5CFB913D" id="_x0000_s1033" type="#_x0000_t202" style="position:absolute;left:0;text-align:left;margin-left:-.4pt;margin-top:32.65pt;width:117pt;height:43.5pt;z-index:251663360;visibility:visible;mso-wrap-style:square;mso-width-percent:0;mso-height-percent:0;mso-wrap-distance-left:9pt;mso-wrap-distance-top:3.6pt;mso-wrap-distance-right:9pt;mso-wrap-distance-bottom:3.6pt;mso-position-horizontal:absolute;mso-position-horizontal-relative:text;mso-position-vertical:absolute;mso-position-vertical-relative:text;mso-width-percent:0;mso-height-percent:0;mso-width-relative:margin;mso-height-relative:margin;v-text-anchor:top" o:gfxdata="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" filled="f">
+                    <v:shape w14:anchorId="5CFB913D" id="_x0000_s1033" type="#_x0000_t202" style="position:absolute;left:0;text-align:left;margin-left:-6.95pt;margin-top:6.3pt;width:117pt;height:43.5pt;z-index:251662336;visibility:visible;mso-wrap-style:square;mso-width-percent:0;mso-height-percent:0;mso-wrap-distance-left:9pt;mso-wrap-distance-top:3.6pt;mso-wrap-distance-right:9pt;mso-wrap-distance-bottom:3.6pt;mso-position-horizontal:absolute;mso-position-horizontal-relative:text;mso-position-vertical:absolute;mso-position-vertical-relative:text;mso-width-percent:0;mso-height-percent:0;mso-width-relative:margin;mso-height-relative:margin;v-text-anchor:top" o:gfxdata="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" filled="f">
                       <v:textbox>
                         <w:txbxContent>
                           <w:p>
@@ -4929,40 +4566,7 @@
                                 <w:szCs w:val="48"/>
                                 <w:lang w:bidi="ar-EG"/>
                               </w:rPr>
-                              <w:t>S</w:t>
-                            </w:r>
-                            <w:r>
-                              <w:rPr>
-                                <w:rFonts w:cstheme="minorHAnsi"/>
-                                <w:b/>
-                                <w:bCs/>
-                                <w:sz w:val="48"/>
-                                <w:szCs w:val="48"/>
-                                <w:lang w:bidi="ar-EG"/>
-                              </w:rPr>
-                              <w:t xml:space="preserve">top </w:t>
-                            </w:r>
-                            <w:r>
-                              <w:rPr>
-                                <w:rFonts w:cstheme="minorHAnsi"/>
-                                <w:b/>
-                                <w:bCs/>
-                                <w:sz w:val="48"/>
-                                <w:szCs w:val="48"/>
-                                <w:lang w:bidi="ar-EG"/>
-                              </w:rPr>
-                              <w:t>S</w:t>
-                            </w:r>
-                            <w:r>
-                              <w:rPr>
-                                <w:rFonts w:cstheme="minorHAnsi"/>
-                                <w:b/>
-                                <w:bCs/>
-                                <w:sz w:val="48"/>
-                                <w:szCs w:val="48"/>
-                                <w:lang w:bidi="ar-EG"/>
-                              </w:rPr>
-                              <w:t>ign</w:t>
+                              <w:t>Vector</w:t>
                             </w:r>
                           </w:p>
                         </w:txbxContent>
@@ -4979,7 +4583,55 @@
                 <w:szCs w:val="32"/>
                 <w:lang w:eastAsia="ar-SA" w:bidi="ar-EG"/>
               </w:rPr>
-              <w:t>…………</w:t>
+              <w:t>…………………………</w:t>
+            </w:r>
+          </w:p>
+          <w:p>
+            <w:pPr>
+              <w:tabs>
+                <w:tab w:val="left" w:pos="9641"/>
+              </w:tabs>
+              <w:bidi w:val="0"/>
+              <w:jc w:val="center"/>
+              <w:rPr>
+                <w:rFonts w:ascii="Calibri" w:eastAsia="Calibri" w:hAnsi="Calibri" w:cs="Calibri"/>
+                <w:sz w:val="32"/>
+                <w:szCs w:val="32"/>
+                <w:lang w:eastAsia="ar-SA" w:bidi="ar-EG"/>
+              </w:rPr>
+            </w:pPr>
+            <w:r>
+              <w:rPr>
+                <w:rFonts w:ascii="Calibri" w:eastAsia="Calibri" w:hAnsi="Calibri" w:cs="Calibri"/>
+                <w:sz w:val="32"/>
+                <w:szCs w:val="32"/>
+                <w:lang w:eastAsia="ar-SA" w:bidi="ar-EG"/>
+              </w:rPr>
+              <w:t>…………………………</w:t>
+            </w:r>
+          </w:p>
+          <w:p>
+            <w:pPr>
+              <w:tabs>
+                <w:tab w:val="left" w:pos="9641"/>
+              </w:tabs>
+              <w:bidi w:val="0"/>
+              <w:jc w:val="center"/>
+              <w:rPr>
+                <w:rFonts w:ascii="Calibri" w:eastAsia="Calibri" w:hAnsi="Calibri" w:cs="Calibri"/>
+                <w:sz w:val="32"/>
+                <w:szCs w:val="32"/>
+                <w:lang w:eastAsia="ar-SA" w:bidi="ar-EG"/>
+              </w:rPr>
+            </w:pPr>
+            <w:r>
+              <w:rPr>
+                <w:rFonts w:ascii="Calibri" w:eastAsia="Calibri" w:hAnsi="Calibri" w:cs="Calibri"/>
+                <w:sz w:val="32"/>
+                <w:szCs w:val="32"/>
+                <w:lang w:eastAsia="ar-SA" w:bidi="ar-EG"/>
+              </w:rPr>
+              <w:t>…………………………</w:t>
             </w:r>
           </w:p>
         </w:tc>
@@ -5117,15 +4769,6 @@
             <w:r>
               <w:rPr>
                 <w:rFonts w:ascii="Calibri" w:eastAsia="Calibri" w:hAnsi="Calibri" w:cs="Calibri"/>
-                <w:sz w:val="32"/>
-                <w:szCs w:val="32"/>
-                <w:lang w:eastAsia="ar-SA" w:bidi="ar-EG"/>
-              </w:rPr>
-              <w:t>………</w:t>
-            </w:r>
-            <w:r>
-              <w:rPr>
-                <w:rFonts w:ascii="Calibri" w:eastAsia="Calibri" w:hAnsi="Calibri" w:cs="Calibri"/>
                 <w:noProof/>
                 <w:sz w:val="32"/>
                 <w:szCs w:val="32"/>
@@ -5134,16 +4777,16 @@
               <mc:AlternateContent>
                 <mc:Choice Requires="wps">
                   <w:drawing>
-                    <wp:anchor distT="45720" distB="45720" distL="114300" distR="114300" simplePos="0" relativeHeight="251659264" behindDoc="0" locked="0" layoutInCell="1" allowOverlap="1" wp14:anchorId="1FFB841B" wp14:editId="2958388C">
+                    <wp:anchor distT="45720" distB="45720" distL="114300" distR="114300" simplePos="0" relativeHeight="251653120" behindDoc="0" locked="0" layoutInCell="1" allowOverlap="1" wp14:anchorId="1FFB841B" wp14:editId="79560486">
                       <wp:simplePos x="0" y="0"/>
                       <wp:positionH relativeFrom="column">
-                        <wp:posOffset>635</wp:posOffset>
+                        <wp:posOffset>2540</wp:posOffset>
                       </wp:positionH>
                       <wp:positionV relativeFrom="paragraph">
-                        <wp:posOffset>337185</wp:posOffset>
+                        <wp:posOffset>66040</wp:posOffset>
                       </wp:positionV>
-                      <wp:extent cx="1485900" cy="552450"/>
-                      <wp:effectExtent l="0" t="0" r="19050" b="19050"/>
+                      <wp:extent cx="1485900" cy="804545"/>
+                      <wp:effectExtent l="0" t="0" r="19050" b="14605"/>
                       <wp:wrapNone/>
                       <wp:docPr id="209688540" name="Text Box 2"/>
                       <wp:cNvGraphicFramePr>
@@ -5158,7 +4801,7 @@
                             <wps:spPr bwMode="auto">
                               <a:xfrm>
                                 <a:off x="0" y="0"/>
-                                <a:ext cx="1485900" cy="552450"/>
+                                <a:ext cx="1485900" cy="804545"/>
                               </a:xfrm>
                               <a:prstGeom prst="rect">
                                 <a:avLst/>
@@ -5177,53 +4820,37 @@
                               <w:txbxContent>
                                 <w:p>
                                   <w:pPr>
+                                    <w:tabs>
+                                      <w:tab w:val="left" w:pos="9641"/>
+                                    </w:tabs>
                                     <w:bidi w:val="0"/>
                                     <w:jc w:val="center"/>
-                                  </w:pPr>
-                                  <w:r>
                                     <w:rPr>
-                                      <w:rFonts w:cstheme="minorHAnsi"/>
+                                      <w:rFonts w:eastAsia="Calibri" w:cstheme="minorHAnsi"/>
                                       <w:b/>
                                       <w:bCs/>
                                       <w:sz w:val="48"/>
                                       <w:szCs w:val="48"/>
-                                      <w:lang w:bidi="ar-EG"/>
+                                      <w:lang w:eastAsia="ar-SA"/>
                                     </w:rPr>
-                                    <w:t>S</w:t>
-                                  </w:r>
+                                  </w:pPr>
                                   <w:r>
                                     <w:rPr>
-                                      <w:rFonts w:cstheme="minorHAnsi"/>
+                                      <w:rFonts w:eastAsia="Calibri" w:cstheme="minorHAnsi"/>
                                       <w:b/>
                                       <w:bCs/>
                                       <w:sz w:val="48"/>
                                       <w:szCs w:val="48"/>
-                                      <w:lang w:bidi="ar-EG"/>
+                                      <w:lang w:eastAsia="ar-SA"/>
                                     </w:rPr>
-                                    <w:t xml:space="preserve">top </w:t>
+                                    <w:t>Wash Hands</w:t>
                                   </w:r>
-                                  <w:r>
-                                    <w:rPr>
-                                      <w:rFonts w:cstheme="minorHAnsi"/>
-                                      <w:b/>
-                                      <w:bCs/>
-                                      <w:sz w:val="48"/>
-                                      <w:szCs w:val="48"/>
-                                      <w:lang w:bidi="ar-EG"/>
-                                    </w:rPr>
-                                    <w:t>S</w:t>
-                                  </w:r>
-                                  <w:r>
-                                    <w:rPr>
-                                      <w:rFonts w:cstheme="minorHAnsi"/>
-                                      <w:b/>
-                                      <w:bCs/>
-                                      <w:sz w:val="48"/>
-                                      <w:szCs w:val="48"/>
-                                      <w:lang w:bidi="ar-EG"/>
-                                    </w:rPr>
-                                    <w:t>ign</w:t>
-                                  </w:r>
+                                </w:p>
+                                <w:p>
+                                  <w:pPr>
+                                    <w:bidi w:val="0"/>
+                                    <w:jc w:val="center"/>
+                                  </w:pPr>
                                 </w:p>
                               </w:txbxContent>
                             </wps:txbx>
@@ -5244,58 +4871,42 @@
                 </mc:Choice>
                 <mc:Fallback>
                   <w:pict>
-                    <v:shape w14:anchorId="1FFB841B" id="_x0000_s1034" type="#_x0000_t202" style="position:absolute;left:0;text-align:left;margin-left:.05pt;margin-top:26.55pt;width:117pt;height:43.5pt;z-index:251659264;visibility:visible;mso-wrap-style:square;mso-width-percent:0;mso-height-percent:0;mso-wrap-distance-left:9pt;mso-wrap-distance-top:3.6pt;mso-wrap-distance-right:9pt;mso-wrap-distance-bottom:3.6pt;mso-position-horizontal:absolute;mso-position-horizontal-relative:text;mso-position-vertical:absolute;mso-position-vertical-relative:text;mso-width-percent:0;mso-height-percent:0;mso-width-relative:margin;mso-height-relative:margin;v-text-anchor:top" o:gfxdata="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" filled="f">
+                    <v:shape w14:anchorId="1FFB841B" id="_x0000_s1034" type="#_x0000_t202" style="position:absolute;left:0;text-align:left;margin-left:.2pt;margin-top:5.2pt;width:117pt;height:63.35pt;z-index:251653120;visibility:visible;mso-wrap-style:square;mso-width-percent:0;mso-height-percent:0;mso-wrap-distance-left:9pt;mso-wrap-distance-top:3.6pt;mso-wrap-distance-right:9pt;mso-wrap-distance-bottom:3.6pt;mso-position-horizontal:absolute;mso-position-horizontal-relative:text;mso-position-vertical:absolute;mso-position-vertical-relative:text;mso-width-percent:0;mso-height-percent:0;mso-width-relative:margin;mso-height-relative:margin;v-text-anchor:top" o:gfxdata="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" filled="f">
                       <v:textbox>
                         <w:txbxContent>
+                          <w:p>
+                            <w:pPr>
+                              <w:tabs>
+                                <w:tab w:val="left" w:pos="9641"/>
+                              </w:tabs>
+                              <w:bidi w:val="0"/>
+                              <w:jc w:val="center"/>
+                              <w:rPr>
+                                <w:rFonts w:eastAsia="Calibri" w:cstheme="minorHAnsi"/>
+                                <w:b/>
+                                <w:bCs/>
+                                <w:sz w:val="48"/>
+                                <w:szCs w:val="48"/>
+                                <w:lang w:eastAsia="ar-SA"/>
+                              </w:rPr>
+                            </w:pPr>
+                            <w:r>
+                              <w:rPr>
+                                <w:rFonts w:eastAsia="Calibri" w:cstheme="minorHAnsi"/>
+                                <w:b/>
+                                <w:bCs/>
+                                <w:sz w:val="48"/>
+                                <w:szCs w:val="48"/>
+                                <w:lang w:eastAsia="ar-SA"/>
+                              </w:rPr>
+                              <w:t>Wash Hands</w:t>
+                            </w:r>
+                          </w:p>
                           <w:p>
                             <w:pPr>
                               <w:bidi w:val="0"/>
                               <w:jc w:val="center"/>
                             </w:pPr>
-                            <w:r>
-                              <w:rPr>
-                                <w:rFonts w:cstheme="minorHAnsi"/>
-                                <w:b/>
-                                <w:bCs/>
-                                <w:sz w:val="48"/>
-                                <w:szCs w:val="48"/>
-                                <w:lang w:bidi="ar-EG"/>
-                              </w:rPr>
-                              <w:t>S</w:t>
-                            </w:r>
-                            <w:r>
-                              <w:rPr>
-                                <w:rFonts w:cstheme="minorHAnsi"/>
-                                <w:b/>
-                                <w:bCs/>
-                                <w:sz w:val="48"/>
-                                <w:szCs w:val="48"/>
-                                <w:lang w:bidi="ar-EG"/>
-                              </w:rPr>
-                              <w:t xml:space="preserve">top </w:t>
-                            </w:r>
-                            <w:r>
-                              <w:rPr>
-                                <w:rFonts w:cstheme="minorHAnsi"/>
-                                <w:b/>
-                                <w:bCs/>
-                                <w:sz w:val="48"/>
-                                <w:szCs w:val="48"/>
-                                <w:lang w:bidi="ar-EG"/>
-                              </w:rPr>
-                              <w:t>S</w:t>
-                            </w:r>
-                            <w:r>
-                              <w:rPr>
-                                <w:rFonts w:cstheme="minorHAnsi"/>
-                                <w:b/>
-                                <w:bCs/>
-                                <w:sz w:val="48"/>
-                                <w:szCs w:val="48"/>
-                                <w:lang w:bidi="ar-EG"/>
-                              </w:rPr>
-                              <w:t>ign</w:t>
-                            </w:r>
                           </w:p>
                         </w:txbxContent>
                       </v:textbox>
@@ -5311,7 +4922,7 @@
                 <w:szCs w:val="32"/>
                 <w:lang w:eastAsia="ar-SA" w:bidi="ar-EG"/>
               </w:rPr>
-              <w:t>…………………</w:t>
+              <w:t>…………………………</w:t>
             </w:r>
           </w:p>
           <w:p>
@@ -5436,39 +5047,6 @@
             <w:r>
               <w:rPr>
                 <w:rFonts w:ascii="Calibri" w:eastAsia="Calibri" w:hAnsi="Calibri" w:cs="Calibri"/>
-                <w:sz w:val="32"/>
-                <w:szCs w:val="32"/>
-                <w:lang w:eastAsia="ar-SA" w:bidi="ar-EG"/>
-              </w:rPr>
-              <w:t>…………………………</w:t>
-            </w:r>
-          </w:p>
-          <w:p>
-            <w:pPr>
-              <w:tabs>
-                <w:tab w:val="left" w:pos="9641"/>
-              </w:tabs>
-              <w:bidi w:val="0"/>
-              <w:jc w:val="center"/>
-              <w:rPr>
-                <w:rFonts w:ascii="Calibri" w:eastAsia="Calibri" w:hAnsi="Calibri" w:cs="Calibri"/>
-                <w:sz w:val="32"/>
-                <w:szCs w:val="32"/>
-                <w:lang w:eastAsia="ar-SA" w:bidi="ar-EG"/>
-              </w:rPr>
-            </w:pPr>
-            <w:r>
-              <w:rPr>
-                <w:rFonts w:ascii="Calibri" w:eastAsia="Calibri" w:hAnsi="Calibri" w:cs="Calibri"/>
-                <w:sz w:val="32"/>
-                <w:szCs w:val="32"/>
-                <w:lang w:eastAsia="ar-SA" w:bidi="ar-EG"/>
-              </w:rPr>
-              <w:t>………………</w:t>
-            </w:r>
-            <w:r>
-              <w:rPr>
-                <w:rFonts w:ascii="Calibri" w:eastAsia="Calibri" w:hAnsi="Calibri" w:cs="Calibri"/>
                 <w:noProof/>
                 <w:sz w:val="32"/>
                 <w:szCs w:val="32"/>
@@ -5477,16 +5055,16 @@
               <mc:AlternateContent>
                 <mc:Choice Requires="wps">
                   <w:drawing>
-                    <wp:anchor distT="45720" distB="45720" distL="114300" distR="114300" simplePos="0" relativeHeight="251662336" behindDoc="0" locked="0" layoutInCell="1" allowOverlap="1" wp14:anchorId="24D9451D" wp14:editId="3E3D2CE5">
+                    <wp:anchor distT="45720" distB="45720" distL="114300" distR="114300" simplePos="0" relativeHeight="251660288" behindDoc="0" locked="0" layoutInCell="1" allowOverlap="1" wp14:anchorId="24D9451D" wp14:editId="4FAB9178">
                       <wp:simplePos x="0" y="0"/>
                       <wp:positionH relativeFrom="column">
-                        <wp:posOffset>-5080</wp:posOffset>
+                        <wp:posOffset>1270</wp:posOffset>
                       </wp:positionH>
                       <wp:positionV relativeFrom="paragraph">
-                        <wp:posOffset>337185</wp:posOffset>
+                        <wp:posOffset>-38100</wp:posOffset>
                       </wp:positionV>
-                      <wp:extent cx="1485900" cy="552450"/>
-                      <wp:effectExtent l="0" t="0" r="19050" b="19050"/>
+                      <wp:extent cx="1485900" cy="910590"/>
+                      <wp:effectExtent l="0" t="0" r="19050" b="22860"/>
                       <wp:wrapNone/>
                       <wp:docPr id="218968712" name="Text Box 2"/>
                       <wp:cNvGraphicFramePr>
@@ -5501,7 +5079,7 @@
                             <wps:spPr bwMode="auto">
                               <a:xfrm>
                                 <a:off x="0" y="0"/>
-                                <a:ext cx="1485900" cy="552450"/>
+                                <a:ext cx="1485900" cy="910590"/>
                               </a:xfrm>
                               <a:prstGeom prst="rect">
                                 <a:avLst/>
@@ -5520,53 +5098,48 @@
                               <w:txbxContent>
                                 <w:p>
                                   <w:pPr>
+                                    <w:tabs>
+                                      <w:tab w:val="left" w:pos="9641"/>
+                                    </w:tabs>
                                     <w:bidi w:val="0"/>
                                     <w:jc w:val="center"/>
-                                  </w:pPr>
-                                  <w:r>
                                     <w:rPr>
-                                      <w:rFonts w:cstheme="minorHAnsi"/>
+                                      <w:rFonts w:eastAsia="Calibri" w:cstheme="minorHAnsi"/>
                                       <w:b/>
                                       <w:bCs/>
                                       <w:sz w:val="48"/>
                                       <w:szCs w:val="48"/>
-                                      <w:lang w:bidi="ar-EG"/>
+                                      <w:lang w:eastAsia="ar-SA"/>
                                     </w:rPr>
-                                    <w:t>S</w:t>
-                                  </w:r>
+                                  </w:pPr>
                                   <w:r>
                                     <w:rPr>
-                                      <w:rFonts w:cstheme="minorHAnsi"/>
+                                      <w:rFonts w:eastAsia="Calibri" w:cstheme="minorHAnsi"/>
                                       <w:b/>
                                       <w:bCs/>
                                       <w:sz w:val="48"/>
                                       <w:szCs w:val="48"/>
-                                      <w:lang w:bidi="ar-EG"/>
+                                      <w:lang w:eastAsia="ar-SA"/>
                                     </w:rPr>
-                                    <w:t xml:space="preserve">top </w:t>
+                                    <w:t>Shopping Cart</w:t>
                                   </w:r>
                                   <w:r>
                                     <w:rPr>
-                                      <w:rFonts w:cstheme="minorHAnsi"/>
+                                      <w:rFonts w:eastAsia="Calibri" w:cstheme="minorHAnsi"/>
                                       <w:b/>
                                       <w:bCs/>
                                       <w:sz w:val="48"/>
                                       <w:szCs w:val="48"/>
-                                      <w:lang w:bidi="ar-EG"/>
+                                      <w:lang w:eastAsia="ar-SA"/>
                                     </w:rPr>
-                                    <w:t>S</w:t>
+                                    <w:br/>
                                   </w:r>
-                                  <w:r>
-                                    <w:rPr>
-                                      <w:rFonts w:cstheme="minorHAnsi"/>
-                                      <w:b/>
-                                      <w:bCs/>
-                                      <w:sz w:val="48"/>
-                                      <w:szCs w:val="48"/>
-                                      <w:lang w:bidi="ar-EG"/>
-                                    </w:rPr>
-                                    <w:t>ign</w:t>
-                                  </w:r>
+                                </w:p>
+                                <w:p>
+                                  <w:pPr>
+                                    <w:bidi w:val="0"/>
+                                    <w:jc w:val="center"/>
+                                  </w:pPr>
                                 </w:p>
                               </w:txbxContent>
                             </wps:txbx>
@@ -5587,58 +5160,53 @@
                 </mc:Choice>
                 <mc:Fallback>
                   <w:pict>
-                    <v:shape w14:anchorId="24D9451D" id="_x0000_s1035" type="#_x0000_t202" style="position:absolute;left:0;text-align:left;margin-left:-.4pt;margin-top:26.55pt;width:117pt;height:43.5pt;z-index:251662336;visibility:visible;mso-wrap-style:square;mso-width-percent:0;mso-height-percent:0;mso-wrap-distance-left:9pt;mso-wrap-distance-top:3.6pt;mso-wrap-distance-right:9pt;mso-wrap-distance-bottom:3.6pt;mso-position-horizontal:absolute;mso-position-horizontal-relative:text;mso-position-vertical:absolute;mso-position-vertical-relative:text;mso-width-percent:0;mso-height-percent:0;mso-width-relative:margin;mso-height-relative:margin;v-text-anchor:top" o:gfxdata="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" filled="f">
+                    <v:shape w14:anchorId="24D9451D" id="_x0000_s1035" type="#_x0000_t202" style="position:absolute;left:0;text-align:left;margin-left:.1pt;margin-top:-3pt;width:117pt;height:71.7pt;z-index:251660288;visibility:visible;mso-wrap-style:square;mso-width-percent:0;mso-height-percent:0;mso-wrap-distance-left:9pt;mso-wrap-distance-top:3.6pt;mso-wrap-distance-right:9pt;mso-wrap-distance-bottom:3.6pt;mso-position-horizontal:absolute;mso-position-horizontal-relative:text;mso-position-vertical:absolute;mso-position-vertical-relative:text;mso-width-percent:0;mso-height-percent:0;mso-width-relative:margin;mso-height-relative:margin;v-text-anchor:top" o:gfxdata="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" filled="f">
                       <v:textbox>
                         <w:txbxContent>
+                          <w:p>
+                            <w:pPr>
+                              <w:tabs>
+                                <w:tab w:val="left" w:pos="9641"/>
+                              </w:tabs>
+                              <w:bidi w:val="0"/>
+                              <w:jc w:val="center"/>
+                              <w:rPr>
+                                <w:rFonts w:eastAsia="Calibri" w:cstheme="minorHAnsi"/>
+                                <w:b/>
+                                <w:bCs/>
+                                <w:sz w:val="48"/>
+                                <w:szCs w:val="48"/>
+                                <w:lang w:eastAsia="ar-SA"/>
+                              </w:rPr>
+                            </w:pPr>
+                            <w:r>
+                              <w:rPr>
+                                <w:rFonts w:eastAsia="Calibri" w:cstheme="minorHAnsi"/>
+                                <w:b/>
+                                <w:bCs/>
+                                <w:sz w:val="48"/>
+                                <w:szCs w:val="48"/>
+                                <w:lang w:eastAsia="ar-SA"/>
+                              </w:rPr>
+                              <w:t>Shopping Cart</w:t>
+                            </w:r>
+                            <w:r>
+                              <w:rPr>
+                                <w:rFonts w:eastAsia="Calibri" w:cstheme="minorHAnsi"/>
+                                <w:b/>
+                                <w:bCs/>
+                                <w:sz w:val="48"/>
+                                <w:szCs w:val="48"/>
+                                <w:lang w:eastAsia="ar-SA"/>
+                              </w:rPr>
+                              <w:br/>
+                            </w:r>
+                          </w:p>
                           <w:p>
                             <w:pPr>
                               <w:bidi w:val="0"/>
                               <w:jc w:val="center"/>
                             </w:pPr>
-                            <w:r>
-                              <w:rPr>
-                                <w:rFonts w:cstheme="minorHAnsi"/>
-                                <w:b/>
-                                <w:bCs/>
-                                <w:sz w:val="48"/>
-                                <w:szCs w:val="48"/>
-                                <w:lang w:bidi="ar-EG"/>
-                              </w:rPr>
-                              <w:t>S</w:t>
-                            </w:r>
-                            <w:r>
-                              <w:rPr>
-                                <w:rFonts w:cstheme="minorHAnsi"/>
-                                <w:b/>
-                                <w:bCs/>
-                                <w:sz w:val="48"/>
-                                <w:szCs w:val="48"/>
-                                <w:lang w:bidi="ar-EG"/>
-                              </w:rPr>
-                              <w:t xml:space="preserve">top </w:t>
-                            </w:r>
-                            <w:r>
-                              <w:rPr>
-                                <w:rFonts w:cstheme="minorHAnsi"/>
-                                <w:b/>
-                                <w:bCs/>
-                                <w:sz w:val="48"/>
-                                <w:szCs w:val="48"/>
-                                <w:lang w:bidi="ar-EG"/>
-                              </w:rPr>
-                              <w:t>S</w:t>
-                            </w:r>
-                            <w:r>
-                              <w:rPr>
-                                <w:rFonts w:cstheme="minorHAnsi"/>
-                                <w:b/>
-                                <w:bCs/>
-                                <w:sz w:val="48"/>
-                                <w:szCs w:val="48"/>
-                                <w:lang w:bidi="ar-EG"/>
-                              </w:rPr>
-                              <w:t>ign</w:t>
-                            </w:r>
                           </w:p>
                         </w:txbxContent>
                       </v:textbox>
@@ -5654,7 +5222,31 @@
                 <w:szCs w:val="32"/>
                 <w:lang w:eastAsia="ar-SA" w:bidi="ar-EG"/>
               </w:rPr>
-              <w:t>…………</w:t>
+              <w:t>…………………………</w:t>
+            </w:r>
+          </w:p>
+          <w:p>
+            <w:pPr>
+              <w:tabs>
+                <w:tab w:val="left" w:pos="9641"/>
+              </w:tabs>
+              <w:bidi w:val="0"/>
+              <w:jc w:val="center"/>
+              <w:rPr>
+                <w:rFonts w:ascii="Calibri" w:eastAsia="Calibri" w:hAnsi="Calibri" w:cs="Calibri"/>
+                <w:sz w:val="32"/>
+                <w:szCs w:val="32"/>
+                <w:lang w:eastAsia="ar-SA" w:bidi="ar-EG"/>
+              </w:rPr>
+            </w:pPr>
+            <w:r>
+              <w:rPr>
+                <w:rFonts w:ascii="Calibri" w:eastAsia="Calibri" w:hAnsi="Calibri" w:cs="Calibri"/>
+                <w:sz w:val="32"/>
+                <w:szCs w:val="32"/>
+                <w:lang w:eastAsia="ar-SA" w:bidi="ar-EG"/>
+              </w:rPr>
+              <w:t>…………………………</w:t>
             </w:r>
           </w:p>
           <w:p>
@@ -5786,39 +5378,6 @@
             <w:r>
               <w:rPr>
                 <w:rFonts w:ascii="Calibri" w:eastAsia="Calibri" w:hAnsi="Calibri" w:cs="Calibri"/>
-                <w:sz w:val="32"/>
-                <w:szCs w:val="32"/>
-                <w:lang w:eastAsia="ar-SA" w:bidi="ar-EG"/>
-              </w:rPr>
-              <w:t>…………………………</w:t>
-            </w:r>
-          </w:p>
-          <w:p>
-            <w:pPr>
-              <w:tabs>
-                <w:tab w:val="left" w:pos="9641"/>
-              </w:tabs>
-              <w:bidi w:val="0"/>
-              <w:jc w:val="center"/>
-              <w:rPr>
-                <w:rFonts w:ascii="Calibri" w:eastAsia="Calibri" w:hAnsi="Calibri" w:cs="Calibri"/>
-                <w:sz w:val="32"/>
-                <w:szCs w:val="32"/>
-                <w:lang w:eastAsia="ar-SA" w:bidi="ar-EG"/>
-              </w:rPr>
-            </w:pPr>
-            <w:r>
-              <w:rPr>
-                <w:rFonts w:ascii="Calibri" w:eastAsia="Calibri" w:hAnsi="Calibri" w:cs="Calibri"/>
-                <w:sz w:val="32"/>
-                <w:szCs w:val="32"/>
-                <w:lang w:eastAsia="ar-SA" w:bidi="ar-EG"/>
-              </w:rPr>
-              <w:t>…………</w:t>
-            </w:r>
-            <w:r>
-              <w:rPr>
-                <w:rFonts w:ascii="Calibri" w:eastAsia="Calibri" w:hAnsi="Calibri" w:cs="Calibri"/>
                 <w:noProof/>
                 <w:sz w:val="32"/>
                 <w:szCs w:val="32"/>
@@ -5827,16 +5386,16 @@
               <mc:AlternateContent>
                 <mc:Choice Requires="wps">
                   <w:drawing>
-                    <wp:anchor distT="45720" distB="45720" distL="114300" distR="114300" simplePos="0" relativeHeight="251660288" behindDoc="0" locked="0" layoutInCell="1" allowOverlap="1" wp14:anchorId="0EB7EC28" wp14:editId="387E1E50">
+                    <wp:anchor distT="45720" distB="45720" distL="114300" distR="114300" simplePos="0" relativeHeight="251656192" behindDoc="0" locked="0" layoutInCell="1" allowOverlap="1" wp14:anchorId="0EB7EC28" wp14:editId="292DA15D">
                       <wp:simplePos x="0" y="0"/>
                       <wp:positionH relativeFrom="column">
-                        <wp:posOffset>635</wp:posOffset>
+                        <wp:posOffset>-33655</wp:posOffset>
                       </wp:positionH>
                       <wp:positionV relativeFrom="paragraph">
-                        <wp:posOffset>287020</wp:posOffset>
+                        <wp:posOffset>111125</wp:posOffset>
                       </wp:positionV>
-                      <wp:extent cx="1485900" cy="552450"/>
-                      <wp:effectExtent l="0" t="0" r="19050" b="19050"/>
+                      <wp:extent cx="1485900" cy="627380"/>
+                      <wp:effectExtent l="0" t="0" r="19050" b="20320"/>
                       <wp:wrapNone/>
                       <wp:docPr id="1998727307" name="Text Box 2"/>
                       <wp:cNvGraphicFramePr>
@@ -5851,7 +5410,7 @@
                             <wps:spPr bwMode="auto">
                               <a:xfrm>
                                 <a:off x="0" y="0"/>
-                                <a:ext cx="1485900" cy="552450"/>
+                                <a:ext cx="1485900" cy="627380"/>
                               </a:xfrm>
                               <a:prstGeom prst="rect">
                                 <a:avLst/>
@@ -5870,53 +5429,37 @@
                               <w:txbxContent>
                                 <w:p>
                                   <w:pPr>
+                                    <w:tabs>
+                                      <w:tab w:val="left" w:pos="9641"/>
+                                    </w:tabs>
                                     <w:bidi w:val="0"/>
                                     <w:jc w:val="center"/>
-                                  </w:pPr>
-                                  <w:r>
                                     <w:rPr>
-                                      <w:rFonts w:cstheme="minorHAnsi"/>
+                                      <w:rFonts w:eastAsia="Calibri" w:cstheme="minorHAnsi"/>
                                       <w:b/>
                                       <w:bCs/>
                                       <w:sz w:val="48"/>
                                       <w:szCs w:val="48"/>
-                                      <w:lang w:bidi="ar-EG"/>
+                                      <w:lang w:eastAsia="ar-SA"/>
                                     </w:rPr>
-                                    <w:t>S</w:t>
-                                  </w:r>
+                                  </w:pPr>
                                   <w:r>
                                     <w:rPr>
-                                      <w:rFonts w:cstheme="minorHAnsi"/>
+                                      <w:rFonts w:eastAsia="Calibri" w:cstheme="minorHAnsi"/>
                                       <w:b/>
                                       <w:bCs/>
                                       <w:sz w:val="48"/>
                                       <w:szCs w:val="48"/>
-                                      <w:lang w:bidi="ar-EG"/>
+                                      <w:lang w:eastAsia="ar-SA"/>
                                     </w:rPr>
-                                    <w:t xml:space="preserve">top </w:t>
+                                    <w:t>No Call</w:t>
                                   </w:r>
-                                  <w:r>
-                                    <w:rPr>
-                                      <w:rFonts w:cstheme="minorHAnsi"/>
-                                      <w:b/>
-                                      <w:bCs/>
-                                      <w:sz w:val="48"/>
-                                      <w:szCs w:val="48"/>
-                                      <w:lang w:bidi="ar-EG"/>
-                                    </w:rPr>
-                                    <w:t>S</w:t>
-                                  </w:r>
-                                  <w:r>
-                                    <w:rPr>
-                                      <w:rFonts w:cstheme="minorHAnsi"/>
-                                      <w:b/>
-                                      <w:bCs/>
-                                      <w:sz w:val="48"/>
-                                      <w:szCs w:val="48"/>
-                                      <w:lang w:bidi="ar-EG"/>
-                                    </w:rPr>
-                                    <w:t>ign</w:t>
-                                  </w:r>
+                                </w:p>
+                                <w:p>
+                                  <w:pPr>
+                                    <w:bidi w:val="0"/>
+                                    <w:jc w:val="center"/>
+                                  </w:pPr>
                                 </w:p>
                               </w:txbxContent>
                             </wps:txbx>
@@ -5937,58 +5480,42 @@
                 </mc:Choice>
                 <mc:Fallback>
                   <w:pict>
-                    <v:shape w14:anchorId="0EB7EC28" id="_x0000_s1036" type="#_x0000_t202" style="position:absolute;left:0;text-align:left;margin-left:.05pt;margin-top:22.6pt;width:117pt;height:43.5pt;z-index:251660288;visibility:visible;mso-wrap-style:square;mso-width-percent:0;mso-height-percent:0;mso-wrap-distance-left:9pt;mso-wrap-distance-top:3.6pt;mso-wrap-distance-right:9pt;mso-wrap-distance-bottom:3.6pt;mso-position-horizontal:absolute;mso-position-horizontal-relative:text;mso-position-vertical:absolute;mso-position-vertical-relative:text;mso-width-percent:0;mso-height-percent:0;mso-width-relative:margin;mso-height-relative:margin;v-text-anchor:top" o:gfxdata="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" filled="f">
+                    <v:shape w14:anchorId="0EB7EC28" id="_x0000_s1036" type="#_x0000_t202" style="position:absolute;left:0;text-align:left;margin-left:-2.65pt;margin-top:8.75pt;width:117pt;height:49.4pt;z-index:251656192;visibility:visible;mso-wrap-style:square;mso-width-percent:0;mso-height-percent:0;mso-wrap-distance-left:9pt;mso-wrap-distance-top:3.6pt;mso-wrap-distance-right:9pt;mso-wrap-distance-bottom:3.6pt;mso-position-horizontal:absolute;mso-position-horizontal-relative:text;mso-position-vertical:absolute;mso-position-vertical-relative:text;mso-width-percent:0;mso-height-percent:0;mso-width-relative:margin;mso-height-relative:margin;v-text-anchor:top" o:gfxdata="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" filled="f">
                       <v:textbox>
                         <w:txbxContent>
+                          <w:p>
+                            <w:pPr>
+                              <w:tabs>
+                                <w:tab w:val="left" w:pos="9641"/>
+                              </w:tabs>
+                              <w:bidi w:val="0"/>
+                              <w:jc w:val="center"/>
+                              <w:rPr>
+                                <w:rFonts w:eastAsia="Calibri" w:cstheme="minorHAnsi"/>
+                                <w:b/>
+                                <w:bCs/>
+                                <w:sz w:val="48"/>
+                                <w:szCs w:val="48"/>
+                                <w:lang w:eastAsia="ar-SA"/>
+                              </w:rPr>
+                            </w:pPr>
+                            <w:r>
+                              <w:rPr>
+                                <w:rFonts w:eastAsia="Calibri" w:cstheme="minorHAnsi"/>
+                                <w:b/>
+                                <w:bCs/>
+                                <w:sz w:val="48"/>
+                                <w:szCs w:val="48"/>
+                                <w:lang w:eastAsia="ar-SA"/>
+                              </w:rPr>
+                              <w:t>No Call</w:t>
+                            </w:r>
+                          </w:p>
                           <w:p>
                             <w:pPr>
                               <w:bidi w:val="0"/>
                               <w:jc w:val="center"/>
                             </w:pPr>
-                            <w:r>
-                              <w:rPr>
-                                <w:rFonts w:cstheme="minorHAnsi"/>
-                                <w:b/>
-                                <w:bCs/>
-                                <w:sz w:val="48"/>
-                                <w:szCs w:val="48"/>
-                                <w:lang w:bidi="ar-EG"/>
-                              </w:rPr>
-                              <w:t>S</w:t>
-                            </w:r>
-                            <w:r>
-                              <w:rPr>
-                                <w:rFonts w:cstheme="minorHAnsi"/>
-                                <w:b/>
-                                <w:bCs/>
-                                <w:sz w:val="48"/>
-                                <w:szCs w:val="48"/>
-                                <w:lang w:bidi="ar-EG"/>
-                              </w:rPr>
-                              <w:t xml:space="preserve">top </w:t>
-                            </w:r>
-                            <w:r>
-                              <w:rPr>
-                                <w:rFonts w:cstheme="minorHAnsi"/>
-                                <w:b/>
-                                <w:bCs/>
-                                <w:sz w:val="48"/>
-                                <w:szCs w:val="48"/>
-                                <w:lang w:bidi="ar-EG"/>
-                              </w:rPr>
-                              <w:t>S</w:t>
-                            </w:r>
-                            <w:r>
-                              <w:rPr>
-                                <w:rFonts w:cstheme="minorHAnsi"/>
-                                <w:b/>
-                                <w:bCs/>
-                                <w:sz w:val="48"/>
-                                <w:szCs w:val="48"/>
-                                <w:lang w:bidi="ar-EG"/>
-                              </w:rPr>
-                              <w:t>ign</w:t>
-                            </w:r>
                           </w:p>
                         </w:txbxContent>
                       </v:textbox>
@@ -6004,7 +5531,31 @@
                 <w:szCs w:val="32"/>
                 <w:lang w:eastAsia="ar-SA" w:bidi="ar-EG"/>
               </w:rPr>
-              <w:t>………………</w:t>
+              <w:t>…………………………</w:t>
+            </w:r>
+          </w:p>
+          <w:p>
+            <w:pPr>
+              <w:tabs>
+                <w:tab w:val="left" w:pos="9641"/>
+              </w:tabs>
+              <w:bidi w:val="0"/>
+              <w:jc w:val="center"/>
+              <w:rPr>
+                <w:rFonts w:ascii="Calibri" w:eastAsia="Calibri" w:hAnsi="Calibri" w:cs="Calibri"/>
+                <w:sz w:val="32"/>
+                <w:szCs w:val="32"/>
+                <w:lang w:eastAsia="ar-SA" w:bidi="ar-EG"/>
+              </w:rPr>
+            </w:pPr>
+            <w:r>
+              <w:rPr>
+                <w:rFonts w:ascii="Calibri" w:eastAsia="Calibri" w:hAnsi="Calibri" w:cs="Calibri"/>
+                <w:sz w:val="32"/>
+                <w:szCs w:val="32"/>
+                <w:lang w:eastAsia="ar-SA" w:bidi="ar-EG"/>
+              </w:rPr>
+              <w:t>…………………………</w:t>
             </w:r>
           </w:p>
           <w:p>
@@ -6132,39 +5683,6 @@
             <w:r>
               <w:rPr>
                 <w:rFonts w:ascii="Calibri" w:eastAsia="Calibri" w:hAnsi="Calibri" w:cs="Calibri"/>
-                <w:sz w:val="32"/>
-                <w:szCs w:val="32"/>
-                <w:lang w:eastAsia="ar-SA" w:bidi="ar-EG"/>
-              </w:rPr>
-              <w:t>…………………………</w:t>
-            </w:r>
-          </w:p>
-          <w:p>
-            <w:pPr>
-              <w:tabs>
-                <w:tab w:val="left" w:pos="9641"/>
-              </w:tabs>
-              <w:bidi w:val="0"/>
-              <w:jc w:val="center"/>
-              <w:rPr>
-                <w:rFonts w:ascii="Calibri" w:eastAsia="Calibri" w:hAnsi="Calibri" w:cs="Calibri"/>
-                <w:sz w:val="32"/>
-                <w:szCs w:val="32"/>
-                <w:lang w:eastAsia="ar-SA" w:bidi="ar-EG"/>
-              </w:rPr>
-            </w:pPr>
-            <w:r>
-              <w:rPr>
-                <w:rFonts w:ascii="Calibri" w:eastAsia="Calibri" w:hAnsi="Calibri" w:cs="Calibri"/>
-                <w:sz w:val="32"/>
-                <w:szCs w:val="32"/>
-                <w:lang w:eastAsia="ar-SA" w:bidi="ar-EG"/>
-              </w:rPr>
-              <w:t>…………</w:t>
-            </w:r>
-            <w:r>
-              <w:rPr>
-                <w:rFonts w:ascii="Calibri" w:eastAsia="Calibri" w:hAnsi="Calibri" w:cs="Calibri"/>
                 <w:noProof/>
                 <w:sz w:val="32"/>
                 <w:szCs w:val="32"/>
@@ -6173,13 +5691,13 @@
               <mc:AlternateContent>
                 <mc:Choice Requires="wps">
                   <w:drawing>
-                    <wp:anchor distT="45720" distB="45720" distL="114300" distR="114300" simplePos="0" relativeHeight="251661312" behindDoc="0" locked="0" layoutInCell="1" allowOverlap="1" wp14:anchorId="00A142BC" wp14:editId="4589D820">
+                    <wp:anchor distT="45720" distB="45720" distL="114300" distR="114300" simplePos="0" relativeHeight="251658240" behindDoc="0" locked="0" layoutInCell="1" allowOverlap="1" wp14:anchorId="00A142BC" wp14:editId="0CFC8CA0">
                       <wp:simplePos x="0" y="0"/>
                       <wp:positionH relativeFrom="column">
-                        <wp:posOffset>-5080</wp:posOffset>
+                        <wp:posOffset>-22225</wp:posOffset>
                       </wp:positionH>
                       <wp:positionV relativeFrom="paragraph">
-                        <wp:posOffset>287020</wp:posOffset>
+                        <wp:posOffset>135890</wp:posOffset>
                       </wp:positionV>
                       <wp:extent cx="1485900" cy="552450"/>
                       <wp:effectExtent l="0" t="0" r="19050" b="19050"/>
@@ -6228,40 +5746,7 @@
                                       <w:szCs w:val="48"/>
                                       <w:lang w:bidi="ar-EG"/>
                                     </w:rPr>
-                                    <w:t>S</w:t>
-                                  </w:r>
-                                  <w:r>
-                                    <w:rPr>
-                                      <w:rFonts w:cstheme="minorHAnsi"/>
-                                      <w:b/>
-                                      <w:bCs/>
-                                      <w:sz w:val="48"/>
-                                      <w:szCs w:val="48"/>
-                                      <w:lang w:bidi="ar-EG"/>
-                                    </w:rPr>
-                                    <w:t xml:space="preserve">top </w:t>
-                                  </w:r>
-                                  <w:r>
-                                    <w:rPr>
-                                      <w:rFonts w:cstheme="minorHAnsi"/>
-                                      <w:b/>
-                                      <w:bCs/>
-                                      <w:sz w:val="48"/>
-                                      <w:szCs w:val="48"/>
-                                      <w:lang w:bidi="ar-EG"/>
-                                    </w:rPr>
-                                    <w:t>S</w:t>
-                                  </w:r>
-                                  <w:r>
-                                    <w:rPr>
-                                      <w:rFonts w:cstheme="minorHAnsi"/>
-                                      <w:b/>
-                                      <w:bCs/>
-                                      <w:sz w:val="48"/>
-                                      <w:szCs w:val="48"/>
-                                      <w:lang w:bidi="ar-EG"/>
-                                    </w:rPr>
-                                    <w:t>ign</w:t>
+                                    <w:t>Gift</w:t>
                                   </w:r>
                                 </w:p>
                               </w:txbxContent>
@@ -6283,7 +5768,7 @@
                 </mc:Choice>
                 <mc:Fallback>
                   <w:pict>
-                    <v:shape w14:anchorId="00A142BC" id="_x0000_s1037" type="#_x0000_t202" style="position:absolute;left:0;text-align:left;margin-left:-.4pt;margin-top:22.6pt;width:117pt;height:43.5pt;z-index:251661312;visibility:visible;mso-wrap-style:square;mso-width-percent:0;mso-height-percent:0;mso-wrap-distance-left:9pt;mso-wrap-distance-top:3.6pt;mso-wrap-distance-right:9pt;mso-wrap-distance-bottom:3.6pt;mso-position-horizontal:absolute;mso-position-horizontal-relative:text;mso-position-vertical:absolute;mso-position-vertical-relative:text;mso-width-percent:0;mso-height-percent:0;mso-width-relative:margin;mso-height-relative:margin;v-text-anchor:top" o:gfxdata="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" filled="f">
+                    <v:shape w14:anchorId="00A142BC" id="_x0000_s1037" type="#_x0000_t202" style="position:absolute;left:0;text-align:left;margin-left:-1.75pt;margin-top:10.7pt;width:117pt;height:43.5pt;z-index:251658240;visibility:visible;mso-wrap-style:square;mso-width-percent:0;mso-height-percent:0;mso-wrap-distance-left:9pt;mso-wrap-distance-top:3.6pt;mso-wrap-distance-right:9pt;mso-wrap-distance-bottom:3.6pt;mso-position-horizontal:absolute;mso-position-horizontal-relative:text;mso-position-vertical:absolute;mso-position-vertical-relative:text;mso-width-percent:0;mso-height-percent:0;mso-width-relative:margin;mso-height-relative:margin;v-text-anchor:top" o:gfxdata="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" filled="f">
                       <v:textbox>
                         <w:txbxContent>
                           <w:p>
@@ -6300,40 +5785,7 @@
                                 <w:szCs w:val="48"/>
                                 <w:lang w:bidi="ar-EG"/>
                               </w:rPr>
-                              <w:t>S</w:t>
-                            </w:r>
-                            <w:r>
-                              <w:rPr>
-                                <w:rFonts w:cstheme="minorHAnsi"/>
-                                <w:b/>
-                                <w:bCs/>
-                                <w:sz w:val="48"/>
-                                <w:szCs w:val="48"/>
-                                <w:lang w:bidi="ar-EG"/>
-                              </w:rPr>
-                              <w:t xml:space="preserve">top </w:t>
-                            </w:r>
-                            <w:r>
-                              <w:rPr>
-                                <w:rFonts w:cstheme="minorHAnsi"/>
-                                <w:b/>
-                                <w:bCs/>
-                                <w:sz w:val="48"/>
-                                <w:szCs w:val="48"/>
-                                <w:lang w:bidi="ar-EG"/>
-                              </w:rPr>
-                              <w:t>S</w:t>
-                            </w:r>
-                            <w:r>
-                              <w:rPr>
-                                <w:rFonts w:cstheme="minorHAnsi"/>
-                                <w:b/>
-                                <w:bCs/>
-                                <w:sz w:val="48"/>
-                                <w:szCs w:val="48"/>
-                                <w:lang w:bidi="ar-EG"/>
-                              </w:rPr>
-                              <w:t>ign</w:t>
+                              <w:t>Gift</w:t>
                             </w:r>
                           </w:p>
                         </w:txbxContent>
@@ -6350,7 +5802,31 @@
                 <w:szCs w:val="32"/>
                 <w:lang w:eastAsia="ar-SA" w:bidi="ar-EG"/>
               </w:rPr>
-              <w:t>………………</w:t>
+              <w:t>…………………………</w:t>
+            </w:r>
+          </w:p>
+          <w:p>
+            <w:pPr>
+              <w:tabs>
+                <w:tab w:val="left" w:pos="9641"/>
+              </w:tabs>
+              <w:bidi w:val="0"/>
+              <w:jc w:val="center"/>
+              <w:rPr>
+                <w:rFonts w:ascii="Calibri" w:eastAsia="Calibri" w:hAnsi="Calibri" w:cs="Calibri"/>
+                <w:sz w:val="32"/>
+                <w:szCs w:val="32"/>
+                <w:lang w:eastAsia="ar-SA" w:bidi="ar-EG"/>
+              </w:rPr>
+            </w:pPr>
+            <w:r>
+              <w:rPr>
+                <w:rFonts w:ascii="Calibri" w:eastAsia="Calibri" w:hAnsi="Calibri" w:cs="Calibri"/>
+                <w:sz w:val="32"/>
+                <w:szCs w:val="32"/>
+                <w:lang w:eastAsia="ar-SA" w:bidi="ar-EG"/>
+              </w:rPr>
+              <w:t>…………………………</w:t>
             </w:r>
           </w:p>
           <w:p>
